--- a/docs/07_Architecture/ChatbotBuilder_Architecture_Document.docx
+++ b/docs/07_Architecture/ChatbotBuilder_Architecture_Document.docx
@@ -198,7 +198,15 @@
         <w:jc w:val="both"/>
       </w:pPr>
       <w:r>
-        <w:t>The Chatbot Builder Application follows a client-server architecture.</w:t>
+        <w:t xml:space="preserve">The Chatbot Builder Application follows </w:t>
+      </w:r>
+      <w:proofErr w:type="gramStart"/>
+      <w:r>
+        <w:t>a client</w:t>
+      </w:r>
+      <w:proofErr w:type="gramEnd"/>
+      <w:r>
+        <w:t>-server architecture.</w:t>
       </w:r>
     </w:p>
     <w:p>
@@ -268,7 +276,15 @@
         <w:jc w:val="both"/>
       </w:pPr>
       <w:r>
-        <w:t>The frontend allows users to create, customize, test, and deploy chatbots. The backend processes requests, stores data, retrieves chatbot knowledge, and communicates with the AI model. The database stores users, bots, chunks, conversations, and messages</w:t>
+        <w:t xml:space="preserve">The frontend allows users to create, customize, test, and deploy chatbots. The backend processes requests, stores data, retrieves chatbot knowledge, and communicates with the AI model. The database stores users, </w:t>
+      </w:r>
+      <w:proofErr w:type="gramStart"/>
+      <w:r>
+        <w:t>bots</w:t>
+      </w:r>
+      <w:proofErr w:type="gramEnd"/>
+      <w:r>
+        <w:t>, chunks, conversations, and messages</w:t>
       </w:r>
     </w:p>
     <w:p>
@@ -523,10 +539,10 @@
           <w:noProof/>
         </w:rPr>
         <w:drawing>
-          <wp:inline distT="0" distB="0" distL="0" distR="0" wp14:anchorId="02265DF1" wp14:editId="73C5DB3E">
-            <wp:extent cx="5272548" cy="2144508"/>
-            <wp:effectExtent l="0" t="0" r="4445" b="0"/>
-            <wp:docPr id="1929289778" name="Picture 2"/>
+          <wp:inline distT="0" distB="0" distL="0" distR="0" wp14:anchorId="41803CD3" wp14:editId="449084CA">
+            <wp:extent cx="3783214" cy="4859167"/>
+            <wp:effectExtent l="0" t="0" r="8255" b="0"/>
+            <wp:docPr id="837582064" name="Picture 1"/>
             <wp:cNvGraphicFramePr>
               <a:graphicFrameLocks xmlns:a="http://schemas.openxmlformats.org/drawingml/2006/main" noChangeAspect="1"/>
             </wp:cNvGraphicFramePr>
@@ -534,7 +550,7 @@
               <a:graphicData uri="http://schemas.openxmlformats.org/drawingml/2006/picture">
                 <pic:pic xmlns:pic="http://schemas.openxmlformats.org/drawingml/2006/picture">
                   <pic:nvPicPr>
-                    <pic:cNvPr id="0" name="Picture 286"/>
+                    <pic:cNvPr id="0" name="Picture 1"/>
                     <pic:cNvPicPr>
                       <a:picLocks noChangeAspect="1" noChangeArrowheads="1"/>
                     </pic:cNvPicPr>
@@ -555,7 +571,7 @@
                   <pic:spPr bwMode="auto">
                     <a:xfrm>
                       <a:off x="0" y="0"/>
-                      <a:ext cx="5285742" cy="2149874"/>
+                      <a:ext cx="3801758" cy="4882984"/>
                     </a:xfrm>
                     <a:prstGeom prst="rect">
                       <a:avLst/>
@@ -579,6 +595,7 @@
         <w:jc w:val="both"/>
       </w:pPr>
       <w:r>
+        <w:lastRenderedPageBreak/>
         <w:t>4. Physical Architecture</w:t>
       </w:r>
     </w:p>
@@ -597,8 +614,13 @@
         <w:spacing w:after="0"/>
         <w:jc w:val="both"/>
       </w:pPr>
-      <w:r>
-        <w:t>The physical architecture shows where each part of the system runs in the real environment.</w:t>
+      <w:proofErr w:type="gramStart"/>
+      <w:r>
+        <w:t>The physical</w:t>
+      </w:r>
+      <w:proofErr w:type="gramEnd"/>
+      <w:r>
+        <w:t xml:space="preserve"> architecture shows where each part of the system runs in the real environment.</w:t>
       </w:r>
     </w:p>
     <w:p>
@@ -714,7 +736,6 @@
         <w:spacing w:after="0"/>
       </w:pPr>
       <w:r>
-        <w:lastRenderedPageBreak/>
         <w:t>The backend runs on a local or hosted machine</w:t>
       </w:r>
     </w:p>
@@ -752,20 +773,16 @@
         <w:t>4.2 Physical Diagram</w:t>
       </w:r>
     </w:p>
-    <w:p/>
     <w:p>
-      <w:pPr>
-        <w:jc w:val="center"/>
-      </w:pPr>
       <w:r>
         <w:rPr>
           <w:noProof/>
         </w:rPr>
         <w:drawing>
-          <wp:inline distT="0" distB="0" distL="0" distR="0" wp14:anchorId="5CD4C7DD" wp14:editId="01C4ED26">
-            <wp:extent cx="5073445" cy="2695509"/>
-            <wp:effectExtent l="0" t="0" r="0" b="0"/>
-            <wp:docPr id="1739559951" name="Picture 3"/>
+          <wp:inline distT="0" distB="0" distL="0" distR="0" wp14:anchorId="5F5A0CAB" wp14:editId="622F9336">
+            <wp:extent cx="3407873" cy="3937210"/>
+            <wp:effectExtent l="0" t="0" r="2540" b="6350"/>
+            <wp:docPr id="1778823827" name="Picture 2"/>
             <wp:cNvGraphicFramePr>
               <a:graphicFrameLocks xmlns:a="http://schemas.openxmlformats.org/drawingml/2006/main" noChangeAspect="1"/>
             </wp:cNvGraphicFramePr>
@@ -773,7 +790,7 @@
               <a:graphicData uri="http://schemas.openxmlformats.org/drawingml/2006/picture">
                 <pic:pic xmlns:pic="http://schemas.openxmlformats.org/drawingml/2006/picture">
                   <pic:nvPicPr>
-                    <pic:cNvPr id="0" name="Picture 288"/>
+                    <pic:cNvPr id="0" name="Picture 3"/>
                     <pic:cNvPicPr>
                       <a:picLocks noChangeAspect="1" noChangeArrowheads="1"/>
                     </pic:cNvPicPr>
@@ -794,7 +811,7 @@
                   <pic:spPr bwMode="auto">
                     <a:xfrm>
                       <a:off x="0" y="0"/>
-                      <a:ext cx="5084372" cy="2701314"/>
+                      <a:ext cx="3410109" cy="3939794"/>
                     </a:xfrm>
                     <a:prstGeom prst="rect">
                       <a:avLst/>
@@ -813,11 +830,17 @@
     </w:p>
     <w:p>
       <w:pPr>
+        <w:jc w:val="center"/>
+      </w:pPr>
+    </w:p>
+    <w:p>
+      <w:pPr>
         <w:pStyle w:val="Heading1"/>
         <w:spacing w:after="0" w:line="276" w:lineRule="auto"/>
         <w:jc w:val="both"/>
       </w:pPr>
       <w:r>
+        <w:lastRenderedPageBreak/>
         <w:t>5. Database Model</w:t>
       </w:r>
     </w:p>
@@ -838,6 +861,12 @@
       </w:pPr>
       <w:r>
         <w:t>The database supports authentication, bot management, chatbot knowledge storage, public and private conversations, and analytics.</w:t>
+      </w:r>
+      <w:r>
+        <w:t xml:space="preserve"> </w:t>
+      </w:r>
+      <w:r>
+        <w:t>The database model is directly derived from the implemented PostgreSQL schema used in the application.</w:t>
       </w:r>
     </w:p>
     <w:p>
@@ -926,12 +955,11 @@
     </w:p>
     <w:p>
       <w:pPr>
-        <w:pStyle w:val="ListParagraph"/>
-        <w:numPr>
-          <w:ilvl w:val="0"/>
-          <w:numId w:val="120"/>
-        </w:numPr>
         <w:spacing w:after="0"/>
+        <w:rPr>
+          <w:b/>
+          <w:bCs/>
+        </w:rPr>
       </w:pPr>
       <w:r>
         <w:rPr>
@@ -940,13 +968,11 @@
         </w:rPr>
         <w:t>User</w:t>
       </w:r>
-      <w:r>
-        <w:rPr>
-          <w:b/>
-          <w:bCs/>
-        </w:rPr>
-        <w:t xml:space="preserve">: </w:t>
-      </w:r>
+    </w:p>
+    <w:p>
+      <w:pPr>
+        <w:spacing w:after="0"/>
+      </w:pPr>
       <w:r>
         <w:t>Stores account details for users and admins.</w:t>
       </w:r>
@@ -967,83 +993,180 @@
       <w:pPr>
         <w:numPr>
           <w:ilvl w:val="0"/>
-          <w:numId w:val="103"/>
+          <w:numId w:val="121"/>
         </w:numPr>
         <w:spacing w:after="0"/>
       </w:pPr>
-      <w:r>
-        <w:t>id</w:t>
+      <w:proofErr w:type="gramStart"/>
+      <w:r>
+        <w:t>id :</w:t>
+      </w:r>
+      <w:proofErr w:type="gramEnd"/>
+      <w:r>
+        <w:t xml:space="preserve"> bigint </w:t>
       </w:r>
     </w:p>
     <w:p>
       <w:pPr>
         <w:numPr>
           <w:ilvl w:val="0"/>
-          <w:numId w:val="103"/>
+          <w:numId w:val="121"/>
         </w:numPr>
         <w:spacing w:after="0"/>
       </w:pPr>
-      <w:r>
-        <w:t>name</w:t>
+      <w:proofErr w:type="gramStart"/>
+      <w:r>
+        <w:t>email :</w:t>
+      </w:r>
+      <w:proofErr w:type="gramEnd"/>
+      <w:r>
+        <w:t xml:space="preserve"> </w:t>
+      </w:r>
+      <w:proofErr w:type="gramStart"/>
+      <w:r>
+        <w:t>varchar(</w:t>
+      </w:r>
+      <w:proofErr w:type="gramEnd"/>
+      <w:r>
+        <w:t xml:space="preserve">160) </w:t>
       </w:r>
     </w:p>
     <w:p>
       <w:pPr>
         <w:numPr>
           <w:ilvl w:val="0"/>
-          <w:numId w:val="103"/>
+          <w:numId w:val="121"/>
         </w:numPr>
         <w:spacing w:after="0"/>
       </w:pPr>
-      <w:r>
-        <w:t>email</w:t>
+      <w:proofErr w:type="gramStart"/>
+      <w:r>
+        <w:t>name :</w:t>
+      </w:r>
+      <w:proofErr w:type="gramEnd"/>
+      <w:r>
+        <w:t xml:space="preserve"> </w:t>
+      </w:r>
+      <w:proofErr w:type="gramStart"/>
+      <w:r>
+        <w:t>varchar(</w:t>
+      </w:r>
+      <w:proofErr w:type="gramEnd"/>
+      <w:r>
+        <w:t xml:space="preserve">120) </w:t>
       </w:r>
     </w:p>
     <w:p>
       <w:pPr>
         <w:numPr>
           <w:ilvl w:val="0"/>
-          <w:numId w:val="103"/>
+          <w:numId w:val="121"/>
         </w:numPr>
         <w:spacing w:after="0"/>
       </w:pPr>
-      <w:r>
-        <w:lastRenderedPageBreak/>
-        <w:t>password</w:t>
+      <w:proofErr w:type="gramStart"/>
+      <w:r>
+        <w:t>password :</w:t>
+      </w:r>
+      <w:proofErr w:type="gramEnd"/>
+      <w:r>
+        <w:t xml:space="preserve"> </w:t>
+      </w:r>
+      <w:proofErr w:type="gramStart"/>
+      <w:r>
+        <w:t>varchar(</w:t>
+      </w:r>
+      <w:proofErr w:type="gramEnd"/>
+      <w:r>
+        <w:t xml:space="preserve">255) </w:t>
       </w:r>
     </w:p>
     <w:p>
       <w:pPr>
         <w:numPr>
           <w:ilvl w:val="0"/>
-          <w:numId w:val="103"/>
+          <w:numId w:val="121"/>
         </w:numPr>
         <w:spacing w:after="0"/>
       </w:pPr>
-      <w:r>
-        <w:t>pin</w:t>
+      <w:proofErr w:type="gramStart"/>
+      <w:r>
+        <w:t>role :</w:t>
+      </w:r>
+      <w:proofErr w:type="gramEnd"/>
+      <w:r>
+        <w:t xml:space="preserve"> </w:t>
+      </w:r>
+      <w:proofErr w:type="gramStart"/>
+      <w:r>
+        <w:t>varchar(</w:t>
+      </w:r>
+      <w:proofErr w:type="gramEnd"/>
+      <w:r>
+        <w:t xml:space="preserve">20) </w:t>
       </w:r>
     </w:p>
     <w:p>
       <w:pPr>
         <w:numPr>
           <w:ilvl w:val="0"/>
-          <w:numId w:val="103"/>
+          <w:numId w:val="121"/>
         </w:numPr>
         <w:spacing w:after="0"/>
       </w:pPr>
-      <w:r>
-        <w:t>role</w:t>
+      <w:proofErr w:type="gramStart"/>
+      <w:r>
+        <w:t>pin :</w:t>
+      </w:r>
+      <w:proofErr w:type="gramEnd"/>
+      <w:r>
+        <w:t xml:space="preserve"> </w:t>
+      </w:r>
+      <w:proofErr w:type="gramStart"/>
+      <w:r>
+        <w:t>varchar(</w:t>
+      </w:r>
+      <w:proofErr w:type="gramEnd"/>
+      <w:r>
+        <w:t xml:space="preserve">6) </w:t>
       </w:r>
     </w:p>
     <w:p>
       <w:pPr>
-        <w:pStyle w:val="ListParagraph"/>
         <w:numPr>
           <w:ilvl w:val="0"/>
-          <w:numId w:val="120"/>
+          <w:numId w:val="121"/>
         </w:numPr>
         <w:spacing w:after="0"/>
+      </w:pPr>
+      <w:r>
+        <w:t>created_</w:t>
+      </w:r>
+      <w:proofErr w:type="gramStart"/>
+      <w:r>
+        <w:t>at :</w:t>
+      </w:r>
+      <w:proofErr w:type="gramEnd"/>
+      <w:r>
+        <w:t xml:space="preserve"> timestamp </w:t>
+      </w:r>
+    </w:p>
+    <w:p>
+      <w:pPr>
+        <w:spacing w:after="0"/>
+        <w:rPr>
+          <w:b/>
+          <w:bCs/>
+        </w:rPr>
+      </w:pPr>
+    </w:p>
+    <w:p>
+      <w:pPr>
+        <w:spacing w:after="0"/>
+        <w:rPr>
+          <w:b/>
+          <w:bCs/>
+        </w:rPr>
       </w:pPr>
       <w:r>
         <w:rPr>
@@ -1052,13 +1175,11 @@
         </w:rPr>
         <w:t>Bot</w:t>
       </w:r>
-      <w:r>
-        <w:rPr>
-          <w:b/>
-          <w:bCs/>
-        </w:rPr>
-        <w:t xml:space="preserve">: </w:t>
-      </w:r>
+    </w:p>
+    <w:p>
+      <w:pPr>
+        <w:spacing w:after="0"/>
+      </w:pPr>
       <w:r>
         <w:t>Stores chatbot configuration and ownership details.</w:t>
       </w:r>
@@ -1079,166 +1200,327 @@
       <w:pPr>
         <w:numPr>
           <w:ilvl w:val="0"/>
-          <w:numId w:val="104"/>
+          <w:numId w:val="122"/>
         </w:numPr>
         <w:spacing w:after="0"/>
       </w:pPr>
-      <w:r>
-        <w:t>id</w:t>
+      <w:proofErr w:type="gramStart"/>
+      <w:r>
+        <w:t>id :</w:t>
+      </w:r>
+      <w:proofErr w:type="gramEnd"/>
+      <w:r>
+        <w:t xml:space="preserve"> bigint </w:t>
       </w:r>
     </w:p>
     <w:p>
       <w:pPr>
         <w:numPr>
           <w:ilvl w:val="0"/>
-          <w:numId w:val="104"/>
+          <w:numId w:val="122"/>
         </w:numPr>
         <w:spacing w:after="0"/>
       </w:pPr>
-      <w:r>
-        <w:t>name</w:t>
+      <w:proofErr w:type="gramStart"/>
+      <w:r>
+        <w:t>name :</w:t>
+      </w:r>
+      <w:proofErr w:type="gramEnd"/>
+      <w:r>
+        <w:t xml:space="preserve"> </w:t>
+      </w:r>
+      <w:proofErr w:type="gramStart"/>
+      <w:r>
+        <w:t>varchar(</w:t>
+      </w:r>
+      <w:proofErr w:type="gramEnd"/>
+      <w:r>
+        <w:t xml:space="preserve">255) </w:t>
       </w:r>
     </w:p>
     <w:p>
       <w:pPr>
         <w:numPr>
           <w:ilvl w:val="0"/>
-          <w:numId w:val="104"/>
+          <w:numId w:val="122"/>
         </w:numPr>
         <w:spacing w:after="0"/>
       </w:pPr>
-      <w:r>
-        <w:t>url</w:t>
+      <w:proofErr w:type="gramStart"/>
+      <w:r>
+        <w:t>personality :</w:t>
+      </w:r>
+      <w:proofErr w:type="gramEnd"/>
+      <w:r>
+        <w:t xml:space="preserve"> </w:t>
+      </w:r>
+      <w:proofErr w:type="gramStart"/>
+      <w:r>
+        <w:t>varchar(</w:t>
+      </w:r>
+      <w:proofErr w:type="gramEnd"/>
+      <w:r>
+        <w:t xml:space="preserve">255) </w:t>
       </w:r>
     </w:p>
     <w:p>
       <w:pPr>
         <w:numPr>
           <w:ilvl w:val="0"/>
-          <w:numId w:val="104"/>
+          <w:numId w:val="122"/>
         </w:numPr>
         <w:spacing w:after="0"/>
       </w:pPr>
-      <w:r>
-        <w:t>description</w:t>
+      <w:proofErr w:type="gramStart"/>
+      <w:r>
+        <w:t>url :</w:t>
+      </w:r>
+      <w:proofErr w:type="gramEnd"/>
+      <w:r>
+        <w:t xml:space="preserve"> </w:t>
+      </w:r>
+      <w:proofErr w:type="gramStart"/>
+      <w:r>
+        <w:t>varchar(</w:t>
+      </w:r>
+      <w:proofErr w:type="gramEnd"/>
+      <w:r>
+        <w:t xml:space="preserve">2000) </w:t>
       </w:r>
     </w:p>
     <w:p>
       <w:pPr>
         <w:numPr>
           <w:ilvl w:val="0"/>
-          <w:numId w:val="104"/>
+          <w:numId w:val="122"/>
         </w:numPr>
         <w:spacing w:after="0"/>
       </w:pPr>
       <w:r>
-        <w:t>language</w:t>
+        <w:t>user_</w:t>
+      </w:r>
+      <w:proofErr w:type="gramStart"/>
+      <w:r>
+        <w:t>id :</w:t>
+      </w:r>
+      <w:proofErr w:type="gramEnd"/>
+      <w:r>
+        <w:t xml:space="preserve"> bigint </w:t>
       </w:r>
     </w:p>
     <w:p>
       <w:pPr>
         <w:numPr>
           <w:ilvl w:val="0"/>
-          <w:numId w:val="104"/>
+          <w:numId w:val="122"/>
         </w:numPr>
         <w:spacing w:after="0"/>
       </w:pPr>
-      <w:r>
-        <w:t>personality</w:t>
+      <w:proofErr w:type="gramStart"/>
+      <w:r>
+        <w:t>description :</w:t>
+      </w:r>
+      <w:proofErr w:type="gramEnd"/>
+      <w:r>
+        <w:t xml:space="preserve"> </w:t>
+      </w:r>
+      <w:proofErr w:type="gramStart"/>
+      <w:r>
+        <w:t>varchar(</w:t>
+      </w:r>
+      <w:proofErr w:type="gramEnd"/>
+      <w:r>
+        <w:t xml:space="preserve">5000) </w:t>
       </w:r>
     </w:p>
     <w:p>
       <w:pPr>
         <w:numPr>
           <w:ilvl w:val="0"/>
-          <w:numId w:val="104"/>
+          <w:numId w:val="122"/>
         </w:numPr>
         <w:spacing w:after="0"/>
       </w:pPr>
-      <w:r>
-        <w:t>tone</w:t>
+      <w:proofErr w:type="gramStart"/>
+      <w:r>
+        <w:t>language :</w:t>
+      </w:r>
+      <w:proofErr w:type="gramEnd"/>
+      <w:r>
+        <w:t xml:space="preserve"> </w:t>
+      </w:r>
+      <w:proofErr w:type="gramStart"/>
+      <w:r>
+        <w:t>varchar(</w:t>
+      </w:r>
+      <w:proofErr w:type="gramEnd"/>
+      <w:r>
+        <w:t xml:space="preserve">255) </w:t>
       </w:r>
     </w:p>
     <w:p>
       <w:pPr>
         <w:numPr>
           <w:ilvl w:val="0"/>
-          <w:numId w:val="104"/>
+          <w:numId w:val="122"/>
         </w:numPr>
         <w:spacing w:after="0"/>
       </w:pPr>
-      <w:r>
-        <w:t>response_length</w:t>
+      <w:proofErr w:type="gramStart"/>
+      <w:r>
+        <w:t>tone :</w:t>
+      </w:r>
+      <w:proofErr w:type="gramEnd"/>
+      <w:r>
+        <w:t xml:space="preserve"> </w:t>
+      </w:r>
+      <w:proofErr w:type="gramStart"/>
+      <w:r>
+        <w:t>varchar(</w:t>
+      </w:r>
+      <w:proofErr w:type="gramEnd"/>
+      <w:r>
+        <w:t xml:space="preserve">255) </w:t>
       </w:r>
     </w:p>
     <w:p>
       <w:pPr>
         <w:numPr>
           <w:ilvl w:val="0"/>
-          <w:numId w:val="104"/>
+          <w:numId w:val="122"/>
         </w:numPr>
         <w:spacing w:after="0"/>
       </w:pPr>
       <w:r>
-        <w:t>source_type</w:t>
+        <w:t>response_</w:t>
+      </w:r>
+      <w:proofErr w:type="gramStart"/>
+      <w:r>
+        <w:t>length :</w:t>
+      </w:r>
+      <w:proofErr w:type="gramEnd"/>
+      <w:r>
+        <w:t xml:space="preserve"> </w:t>
+      </w:r>
+      <w:proofErr w:type="gramStart"/>
+      <w:r>
+        <w:t>varchar(</w:t>
+      </w:r>
+      <w:proofErr w:type="gramEnd"/>
+      <w:r>
+        <w:t xml:space="preserve">255) </w:t>
       </w:r>
     </w:p>
     <w:p>
       <w:pPr>
         <w:numPr>
           <w:ilvl w:val="0"/>
-          <w:numId w:val="104"/>
+          <w:numId w:val="122"/>
         </w:numPr>
         <w:spacing w:after="0"/>
       </w:pPr>
       <w:r>
-        <w:t>knowledge_text</w:t>
+        <w:t>source_</w:t>
+      </w:r>
+      <w:proofErr w:type="gramStart"/>
+      <w:r>
+        <w:t>type :</w:t>
+      </w:r>
+      <w:proofErr w:type="gramEnd"/>
+      <w:r>
+        <w:t xml:space="preserve"> </w:t>
+      </w:r>
+      <w:proofErr w:type="gramStart"/>
+      <w:r>
+        <w:t>varchar(</w:t>
+      </w:r>
+      <w:proofErr w:type="gramEnd"/>
+      <w:r>
+        <w:t xml:space="preserve">255) </w:t>
       </w:r>
     </w:p>
     <w:p>
       <w:pPr>
         <w:numPr>
           <w:ilvl w:val="0"/>
-          <w:numId w:val="104"/>
+          <w:numId w:val="122"/>
         </w:numPr>
         <w:spacing w:after="0"/>
       </w:pPr>
-      <w:r>
-        <w:t>published</w:t>
+      <w:proofErr w:type="gramStart"/>
+      <w:r>
+        <w:lastRenderedPageBreak/>
+        <w:t>published :</w:t>
+      </w:r>
+      <w:proofErr w:type="gramEnd"/>
+      <w:r>
+        <w:t xml:space="preserve"> boolean </w:t>
       </w:r>
     </w:p>
     <w:p>
       <w:pPr>
         <w:numPr>
           <w:ilvl w:val="0"/>
-          <w:numId w:val="104"/>
+          <w:numId w:val="122"/>
         </w:numPr>
         <w:spacing w:after="0"/>
       </w:pPr>
       <w:r>
-        <w:t>public_token</w:t>
+        <w:t>public_</w:t>
+      </w:r>
+      <w:proofErr w:type="gramStart"/>
+      <w:r>
+        <w:t>token :</w:t>
+      </w:r>
+      <w:proofErr w:type="gramEnd"/>
+      <w:r>
+        <w:t xml:space="preserve"> </w:t>
+      </w:r>
+      <w:proofErr w:type="gramStart"/>
+      <w:r>
+        <w:t>varchar(</w:t>
+      </w:r>
+      <w:proofErr w:type="gramEnd"/>
+      <w:r>
+        <w:t xml:space="preserve">100) </w:t>
       </w:r>
     </w:p>
     <w:p>
       <w:pPr>
         <w:numPr>
           <w:ilvl w:val="0"/>
-          <w:numId w:val="104"/>
+          <w:numId w:val="122"/>
         </w:numPr>
         <w:spacing w:after="0"/>
       </w:pPr>
       <w:r>
-        <w:t>user_id</w:t>
+        <w:t>knowledge_</w:t>
+      </w:r>
+      <w:proofErr w:type="gramStart"/>
+      <w:r>
+        <w:t>text :</w:t>
+      </w:r>
+      <w:proofErr w:type="gramEnd"/>
+      <w:r>
+        <w:t xml:space="preserve"> text </w:t>
       </w:r>
     </w:p>
     <w:p>
       <w:pPr>
-        <w:pStyle w:val="ListParagraph"/>
-        <w:numPr>
-          <w:ilvl w:val="0"/>
-          <w:numId w:val="120"/>
-        </w:numPr>
         <w:spacing w:after="0"/>
+        <w:rPr>
+          <w:b/>
+          <w:bCs/>
+        </w:rPr>
+      </w:pPr>
+    </w:p>
+    <w:p>
+      <w:pPr>
+        <w:spacing w:after="0"/>
+        <w:rPr>
+          <w:b/>
+          <w:bCs/>
+        </w:rPr>
       </w:pPr>
       <w:r>
         <w:rPr>
@@ -1247,13 +1529,11 @@
         </w:rPr>
         <w:t>BotChunk</w:t>
       </w:r>
-      <w:r>
-        <w:rPr>
-          <w:b/>
-          <w:bCs/>
-        </w:rPr>
-        <w:t xml:space="preserve">: </w:t>
-      </w:r>
+    </w:p>
+    <w:p>
+      <w:pPr>
+        <w:spacing w:after="0"/>
+      </w:pPr>
       <w:r>
         <w:t>Stores processed chatbot knowledge chunks and embeddings.</w:t>
       </w:r>
@@ -1274,191 +1554,294 @@
       <w:pPr>
         <w:numPr>
           <w:ilvl w:val="0"/>
-          <w:numId w:val="105"/>
+          <w:numId w:val="123"/>
         </w:numPr>
         <w:spacing w:after="0"/>
       </w:pPr>
-      <w:r>
-        <w:t>id</w:t>
+      <w:proofErr w:type="gramStart"/>
+      <w:r>
+        <w:t>id :</w:t>
+      </w:r>
+      <w:proofErr w:type="gramEnd"/>
+      <w:r>
+        <w:t xml:space="preserve"> bigint </w:t>
       </w:r>
     </w:p>
     <w:p>
       <w:pPr>
         <w:numPr>
           <w:ilvl w:val="0"/>
-          <w:numId w:val="105"/>
+          <w:numId w:val="123"/>
         </w:numPr>
         <w:spacing w:after="0"/>
       </w:pPr>
       <w:r>
-        <w:t>chunk_text</w:t>
+        <w:t>chunk_</w:t>
+      </w:r>
+      <w:proofErr w:type="gramStart"/>
+      <w:r>
+        <w:t>index :</w:t>
+      </w:r>
+      <w:proofErr w:type="gramEnd"/>
+      <w:r>
+        <w:t xml:space="preserve"> integer </w:t>
       </w:r>
     </w:p>
     <w:p>
       <w:pPr>
         <w:numPr>
           <w:ilvl w:val="0"/>
-          <w:numId w:val="105"/>
+          <w:numId w:val="123"/>
         </w:numPr>
         <w:spacing w:after="0"/>
       </w:pPr>
       <w:r>
-        <w:t>embedding_json</w:t>
+        <w:t>chunk_</w:t>
+      </w:r>
+      <w:proofErr w:type="gramStart"/>
+      <w:r>
+        <w:t>text :</w:t>
+      </w:r>
+      <w:proofErr w:type="gramEnd"/>
+      <w:r>
+        <w:t xml:space="preserve"> text </w:t>
       </w:r>
     </w:p>
     <w:p>
       <w:pPr>
         <w:numPr>
           <w:ilvl w:val="0"/>
-          <w:numId w:val="105"/>
+          <w:numId w:val="123"/>
         </w:numPr>
         <w:spacing w:after="0"/>
       </w:pPr>
       <w:r>
-        <w:t>chunk_index</w:t>
+        <w:t>embedding_</w:t>
+      </w:r>
+      <w:proofErr w:type="gramStart"/>
+      <w:r>
+        <w:t>json :</w:t>
+      </w:r>
+      <w:proofErr w:type="gramEnd"/>
+      <w:r>
+        <w:t xml:space="preserve"> text </w:t>
       </w:r>
     </w:p>
     <w:p>
       <w:pPr>
         <w:numPr>
           <w:ilvl w:val="0"/>
-          <w:numId w:val="105"/>
+          <w:numId w:val="123"/>
         </w:numPr>
         <w:spacing w:after="0"/>
       </w:pPr>
       <w:r>
-        <w:t>bot_id</w:t>
+        <w:t>bot_</w:t>
+      </w:r>
+      <w:proofErr w:type="gramStart"/>
+      <w:r>
+        <w:t>id :</w:t>
+      </w:r>
+      <w:proofErr w:type="gramEnd"/>
+      <w:r>
+        <w:t xml:space="preserve"> bigint </w:t>
       </w:r>
     </w:p>
     <w:p>
       <w:pPr>
-        <w:pStyle w:val="ListParagraph"/>
-        <w:numPr>
-          <w:ilvl w:val="0"/>
-          <w:numId w:val="120"/>
-        </w:numPr>
         <w:spacing w:after="0"/>
-        <w:rPr>
-          <w:lang w:val="fr-FR"/>
-        </w:rPr>
-      </w:pPr>
-      <w:r>
-        <w:rPr>
-          <w:b/>
-          <w:bCs/>
-        </w:rPr>
-        <w:t>Conversation</w:t>
-      </w:r>
-      <w:r>
-        <w:rPr>
-          <w:b/>
-          <w:bCs/>
-        </w:rPr>
-        <w:t xml:space="preserve">: </w:t>
-      </w:r>
-      <w:r>
-        <w:rPr>
-          <w:lang w:val="fr-FR"/>
-        </w:rPr>
-        <w:t>Stores chatbot conversations.</w:t>
-      </w:r>
-    </w:p>
-    <w:p>
-      <w:pPr>
-        <w:spacing w:after="0"/>
-        <w:rPr>
-          <w:lang w:val="fr-FR"/>
-        </w:rPr>
-      </w:pPr>
-      <w:r>
         <w:rPr>
           <w:b/>
           <w:bCs/>
           <w:lang w:val="fr-FR"/>
         </w:rPr>
-        <w:t>Attributes:</w:t>
-      </w:r>
+      </w:pPr>
     </w:p>
     <w:p>
       <w:pPr>
+        <w:spacing w:after="0"/>
+        <w:rPr>
+          <w:b/>
+          <w:bCs/>
+          <w:lang w:val="fr-FR"/>
+        </w:rPr>
+      </w:pPr>
+      <w:r>
+        <w:rPr>
+          <w:b/>
+          <w:bCs/>
+          <w:lang w:val="fr-FR"/>
+        </w:rPr>
+        <w:t>Conversation</w:t>
+      </w:r>
+    </w:p>
+    <w:p>
+      <w:pPr>
+        <w:spacing w:after="0"/>
+        <w:rPr>
+          <w:lang w:val="fr-FR"/>
+        </w:rPr>
+      </w:pPr>
+      <w:r>
+        <w:rPr>
+          <w:lang w:val="fr-FR"/>
+        </w:rPr>
+        <w:t>Stores chatbot conversation sessions.</w:t>
+      </w:r>
+    </w:p>
+    <w:p>
+      <w:pPr>
+        <w:spacing w:after="0"/>
+      </w:pPr>
+      <w:r>
+        <w:rPr>
+          <w:b/>
+          <w:bCs/>
+        </w:rPr>
+        <w:t>Attributes:</w:t>
+      </w:r>
+    </w:p>
+    <w:p>
+      <w:pPr>
         <w:numPr>
           <w:ilvl w:val="0"/>
-          <w:numId w:val="106"/>
+          <w:numId w:val="124"/>
         </w:numPr>
         <w:spacing w:after="0"/>
       </w:pPr>
-      <w:r>
-        <w:t>id</w:t>
+      <w:proofErr w:type="gramStart"/>
+      <w:r>
+        <w:t>id :</w:t>
+      </w:r>
+      <w:proofErr w:type="gramEnd"/>
+      <w:r>
+        <w:t xml:space="preserve"> bigint </w:t>
       </w:r>
     </w:p>
     <w:p>
       <w:pPr>
         <w:numPr>
           <w:ilvl w:val="0"/>
-          <w:numId w:val="106"/>
+          <w:numId w:val="124"/>
         </w:numPr>
         <w:spacing w:after="0"/>
       </w:pPr>
       <w:r>
-        <w:t>bot_id</w:t>
+        <w:t>last_message_</w:t>
+      </w:r>
+      <w:proofErr w:type="gramStart"/>
+      <w:r>
+        <w:t>at :</w:t>
+      </w:r>
+      <w:proofErr w:type="gramEnd"/>
+      <w:r>
+        <w:t xml:space="preserve"> timestamp </w:t>
       </w:r>
     </w:p>
     <w:p>
       <w:pPr>
         <w:numPr>
           <w:ilvl w:val="0"/>
-          <w:numId w:val="106"/>
+          <w:numId w:val="124"/>
         </w:numPr>
         <w:spacing w:after="0"/>
       </w:pPr>
       <w:r>
-        <w:t>session_id</w:t>
+        <w:t>public_</w:t>
+      </w:r>
+      <w:proofErr w:type="gramStart"/>
+      <w:r>
+        <w:t>chat :</w:t>
+      </w:r>
+      <w:proofErr w:type="gramEnd"/>
+      <w:r>
+        <w:t xml:space="preserve"> boolean </w:t>
       </w:r>
     </w:p>
     <w:p>
       <w:pPr>
         <w:numPr>
           <w:ilvl w:val="0"/>
-          <w:numId w:val="106"/>
+          <w:numId w:val="124"/>
         </w:numPr>
         <w:spacing w:after="0"/>
       </w:pPr>
       <w:r>
-        <w:t>public_chat</w:t>
+        <w:t>session_</w:t>
+      </w:r>
+      <w:proofErr w:type="gramStart"/>
+      <w:r>
+        <w:t>id :</w:t>
+      </w:r>
+      <w:proofErr w:type="gramEnd"/>
+      <w:r>
+        <w:t xml:space="preserve"> </w:t>
+      </w:r>
+      <w:proofErr w:type="gramStart"/>
+      <w:r>
+        <w:t>varchar(</w:t>
+      </w:r>
+      <w:proofErr w:type="gramEnd"/>
+      <w:r>
+        <w:t xml:space="preserve">120) </w:t>
       </w:r>
     </w:p>
     <w:p>
       <w:pPr>
         <w:numPr>
           <w:ilvl w:val="0"/>
-          <w:numId w:val="106"/>
+          <w:numId w:val="124"/>
         </w:numPr>
         <w:spacing w:after="0"/>
       </w:pPr>
       <w:r>
-        <w:t>started_at</w:t>
+        <w:t>started_</w:t>
+      </w:r>
+      <w:proofErr w:type="gramStart"/>
+      <w:r>
+        <w:t>at :</w:t>
+      </w:r>
+      <w:proofErr w:type="gramEnd"/>
+      <w:r>
+        <w:t xml:space="preserve"> timestamp </w:t>
       </w:r>
     </w:p>
     <w:p>
       <w:pPr>
         <w:numPr>
           <w:ilvl w:val="0"/>
-          <w:numId w:val="106"/>
+          <w:numId w:val="124"/>
         </w:numPr>
         <w:spacing w:after="0"/>
       </w:pPr>
       <w:r>
-        <w:t>last_message_at</w:t>
+        <w:t>bot_</w:t>
+      </w:r>
+      <w:proofErr w:type="gramStart"/>
+      <w:r>
+        <w:t>id :</w:t>
+      </w:r>
+      <w:proofErr w:type="gramEnd"/>
+      <w:r>
+        <w:t xml:space="preserve"> bigint </w:t>
       </w:r>
     </w:p>
     <w:p>
       <w:pPr>
-        <w:pStyle w:val="ListParagraph"/>
-        <w:numPr>
-          <w:ilvl w:val="0"/>
-          <w:numId w:val="120"/>
-        </w:numPr>
         <w:spacing w:after="0"/>
+        <w:rPr>
+          <w:b/>
+          <w:bCs/>
+        </w:rPr>
+      </w:pPr>
+    </w:p>
+    <w:p>
+      <w:pPr>
+        <w:spacing w:after="0"/>
+        <w:rPr>
+          <w:b/>
+          <w:bCs/>
+        </w:rPr>
       </w:pPr>
       <w:r>
         <w:rPr>
@@ -1467,13 +1850,11 @@
         </w:rPr>
         <w:t>Message</w:t>
       </w:r>
-      <w:r>
-        <w:rPr>
-          <w:b/>
-          <w:bCs/>
-        </w:rPr>
-        <w:t xml:space="preserve">: </w:t>
-      </w:r>
+    </w:p>
+    <w:p>
+      <w:pPr>
+        <w:spacing w:after="0"/>
+      </w:pPr>
       <w:r>
         <w:t>Stores individual chat messages.</w:t>
       </w:r>
@@ -1494,62 +1875,109 @@
       <w:pPr>
         <w:numPr>
           <w:ilvl w:val="0"/>
-          <w:numId w:val="107"/>
+          <w:numId w:val="125"/>
         </w:numPr>
         <w:spacing w:after="0"/>
       </w:pPr>
-      <w:r>
-        <w:t>id</w:t>
+      <w:proofErr w:type="gramStart"/>
+      <w:r>
+        <w:t>id :</w:t>
+      </w:r>
+      <w:proofErr w:type="gramEnd"/>
+      <w:r>
+        <w:t xml:space="preserve"> bigint </w:t>
       </w:r>
     </w:p>
     <w:p>
       <w:pPr>
         <w:numPr>
           <w:ilvl w:val="0"/>
-          <w:numId w:val="107"/>
+          <w:numId w:val="125"/>
         </w:numPr>
         <w:spacing w:after="0"/>
       </w:pPr>
-      <w:r>
-        <w:t>conversation_id</w:t>
+      <w:proofErr w:type="gramStart"/>
+      <w:r>
+        <w:t>content :</w:t>
+      </w:r>
+      <w:proofErr w:type="gramEnd"/>
+      <w:r>
+        <w:t xml:space="preserve"> text </w:t>
       </w:r>
     </w:p>
     <w:p>
       <w:pPr>
         <w:numPr>
           <w:ilvl w:val="0"/>
-          <w:numId w:val="107"/>
+          <w:numId w:val="125"/>
         </w:numPr>
         <w:spacing w:after="0"/>
       </w:pPr>
       <w:r>
-        <w:t>sender</w:t>
+        <w:t>created_</w:t>
+      </w:r>
+      <w:proofErr w:type="gramStart"/>
+      <w:r>
+        <w:t>at :</w:t>
+      </w:r>
+      <w:proofErr w:type="gramEnd"/>
+      <w:r>
+        <w:t xml:space="preserve"> timestamp </w:t>
       </w:r>
     </w:p>
     <w:p>
       <w:pPr>
         <w:numPr>
           <w:ilvl w:val="0"/>
-          <w:numId w:val="107"/>
+          <w:numId w:val="125"/>
         </w:numPr>
         <w:spacing w:after="0"/>
       </w:pPr>
-      <w:r>
-        <w:lastRenderedPageBreak/>
-        <w:t>content</w:t>
+      <w:proofErr w:type="gramStart"/>
+      <w:r>
+        <w:t>sender :</w:t>
+      </w:r>
+      <w:proofErr w:type="gramEnd"/>
+      <w:r>
+        <w:t xml:space="preserve"> </w:t>
+      </w:r>
+      <w:proofErr w:type="gramStart"/>
+      <w:r>
+        <w:t>varchar(</w:t>
+      </w:r>
+      <w:proofErr w:type="gramEnd"/>
+      <w:r>
+        <w:t xml:space="preserve">20) </w:t>
       </w:r>
     </w:p>
     <w:p>
       <w:pPr>
         <w:numPr>
           <w:ilvl w:val="0"/>
-          <w:numId w:val="107"/>
+          <w:numId w:val="125"/>
         </w:numPr>
         <w:spacing w:after="0"/>
       </w:pPr>
       <w:r>
-        <w:t>created_at</w:t>
-      </w:r>
+        <w:t>conversation_</w:t>
+      </w:r>
+      <w:proofErr w:type="gramStart"/>
+      <w:r>
+        <w:t>id :</w:t>
+      </w:r>
+      <w:proofErr w:type="gramEnd"/>
+      <w:r>
+        <w:t xml:space="preserve"> bigint</w:t>
+      </w:r>
+    </w:p>
+    <w:p>
+      <w:pPr>
+        <w:numPr>
+          <w:ilvl w:val="0"/>
+          <w:numId w:val="125"/>
+        </w:numPr>
+        <w:spacing w:after="0"/>
+      </w:pPr>
     </w:p>
     <w:p>
       <w:pPr>
@@ -1558,130 +1986,110 @@
         <w:jc w:val="both"/>
       </w:pPr>
       <w:r>
+        <w:lastRenderedPageBreak/>
         <w:t>5.3 Relationships</w:t>
       </w:r>
     </w:p>
     <w:p>
       <w:pPr>
-        <w:numPr>
-          <w:ilvl w:val="0"/>
-          <w:numId w:val="108"/>
-        </w:numPr>
-        <w:spacing w:after="0"/>
-      </w:pPr>
-      <w:r>
-        <w:t xml:space="preserve">One </w:t>
-      </w:r>
-      <w:r>
+        <w:pStyle w:val="Heading2"/>
+        <w:spacing w:before="0" w:after="0" w:line="276" w:lineRule="auto"/>
+        <w:jc w:val="both"/>
         <w:rPr>
-          <w:b/>
-          <w:bCs/>
+          <w:rFonts w:asciiTheme="minorHAnsi" w:eastAsiaTheme="minorHAnsi" w:hAnsiTheme="minorHAnsi" w:cstheme="minorBidi"/>
+          <w:color w:val="auto"/>
+          <w:sz w:val="24"/>
+          <w:szCs w:val="24"/>
         </w:rPr>
-        <w:t>User</w:t>
-      </w:r>
-      <w:r>
-        <w:t xml:space="preserve"> can own many </w:t>
-      </w:r>
+      </w:pPr>
       <w:r>
         <w:rPr>
-          <w:b/>
-          <w:bCs/>
+          <w:rFonts w:asciiTheme="minorHAnsi" w:eastAsiaTheme="minorHAnsi" w:hAnsiTheme="minorHAnsi" w:cstheme="minorBidi"/>
+          <w:color w:val="auto"/>
+          <w:sz w:val="24"/>
+          <w:szCs w:val="24"/>
         </w:rPr>
-        <w:t>Bots</w:t>
+        <w:t>One User → many Bots (via user_id)</w:t>
       </w:r>
     </w:p>
     <w:p>
       <w:pPr>
-        <w:numPr>
-          <w:ilvl w:val="0"/>
-          <w:numId w:val="108"/>
-        </w:numPr>
-        <w:spacing w:after="0"/>
-      </w:pPr>
-      <w:r>
-        <w:t xml:space="preserve">One </w:t>
-      </w:r>
-      <w:r>
+        <w:pStyle w:val="Heading2"/>
+        <w:spacing w:before="0" w:after="0" w:line="276" w:lineRule="auto"/>
+        <w:jc w:val="both"/>
         <w:rPr>
-          <w:b/>
-          <w:bCs/>
+          <w:rFonts w:asciiTheme="minorHAnsi" w:eastAsiaTheme="minorHAnsi" w:hAnsiTheme="minorHAnsi" w:cstheme="minorBidi"/>
+          <w:color w:val="auto"/>
+          <w:sz w:val="24"/>
+          <w:szCs w:val="24"/>
         </w:rPr>
-        <w:t>Bot</w:t>
-      </w:r>
-      <w:r>
-        <w:t xml:space="preserve"> can have many </w:t>
-      </w:r>
+      </w:pPr>
       <w:r>
         <w:rPr>
-          <w:b/>
-          <w:bCs/>
+          <w:rFonts w:asciiTheme="minorHAnsi" w:eastAsiaTheme="minorHAnsi" w:hAnsiTheme="minorHAnsi" w:cstheme="minorBidi"/>
+          <w:color w:val="auto"/>
+          <w:sz w:val="24"/>
+          <w:szCs w:val="24"/>
         </w:rPr>
-        <w:t>BotChunks</w:t>
+        <w:t>One Bot → many BotChunks (via bot_id)</w:t>
       </w:r>
     </w:p>
     <w:p>
       <w:pPr>
-        <w:numPr>
-          <w:ilvl w:val="0"/>
-          <w:numId w:val="108"/>
-        </w:numPr>
-        <w:spacing w:after="0"/>
-      </w:pPr>
-      <w:r>
-        <w:t xml:space="preserve">One </w:t>
-      </w:r>
-      <w:r>
+        <w:pStyle w:val="Heading2"/>
+        <w:spacing w:before="0" w:after="0" w:line="276" w:lineRule="auto"/>
+        <w:jc w:val="both"/>
         <w:rPr>
-          <w:b/>
-          <w:bCs/>
+          <w:rFonts w:asciiTheme="minorHAnsi" w:eastAsiaTheme="minorHAnsi" w:hAnsiTheme="minorHAnsi" w:cstheme="minorBidi"/>
+          <w:color w:val="auto"/>
+          <w:sz w:val="24"/>
+          <w:szCs w:val="24"/>
         </w:rPr>
-        <w:t>Bot</w:t>
-      </w:r>
-      <w:r>
-        <w:t xml:space="preserve"> can have many </w:t>
-      </w:r>
+      </w:pPr>
       <w:r>
         <w:rPr>
-          <w:b/>
-          <w:bCs/>
+          <w:rFonts w:asciiTheme="minorHAnsi" w:eastAsiaTheme="minorHAnsi" w:hAnsiTheme="minorHAnsi" w:cstheme="minorBidi"/>
+          <w:color w:val="auto"/>
+          <w:sz w:val="24"/>
+          <w:szCs w:val="24"/>
         </w:rPr>
-        <w:t>Conversations</w:t>
+        <w:t>One Bot → many Conversations (via bot_id)</w:t>
       </w:r>
     </w:p>
     <w:p>
       <w:pPr>
-        <w:numPr>
-          <w:ilvl w:val="0"/>
-          <w:numId w:val="108"/>
-        </w:numPr>
-        <w:spacing w:after="0"/>
-      </w:pPr>
-      <w:r>
-        <w:t xml:space="preserve">One </w:t>
-      </w:r>
-      <w:r>
+        <w:pStyle w:val="Heading2"/>
+        <w:spacing w:before="0" w:after="0" w:line="276" w:lineRule="auto"/>
+        <w:jc w:val="both"/>
         <w:rPr>
-          <w:b/>
-          <w:bCs/>
+          <w:rFonts w:asciiTheme="minorHAnsi" w:eastAsiaTheme="minorHAnsi" w:hAnsiTheme="minorHAnsi" w:cstheme="minorBidi"/>
+          <w:color w:val="auto"/>
+          <w:sz w:val="24"/>
+          <w:szCs w:val="24"/>
         </w:rPr>
-        <w:t>Conversation</w:t>
-      </w:r>
-      <w:r>
-        <w:t xml:space="preserve"> can have many </w:t>
-      </w:r>
+      </w:pPr>
       <w:r>
         <w:rPr>
-          <w:b/>
-          <w:bCs/>
+          <w:rFonts w:asciiTheme="minorHAnsi" w:eastAsiaTheme="minorHAnsi" w:hAnsiTheme="minorHAnsi" w:cstheme="minorBidi"/>
+          <w:color w:val="auto"/>
+          <w:sz w:val="24"/>
+          <w:szCs w:val="24"/>
         </w:rPr>
-        <w:t>Messages</w:t>
+        <w:t>One Conversation → many Messages (via conversation_id)</w:t>
       </w:r>
     </w:p>
+    <w:p/>
     <w:p>
       <w:pPr>
         <w:pStyle w:val="Heading2"/>
         <w:spacing w:after="0" w:line="276" w:lineRule="auto"/>
         <w:jc w:val="both"/>
+        <w:rPr>
+          <w:rFonts w:asciiTheme="minorHAnsi" w:eastAsiaTheme="minorHAnsi" w:hAnsiTheme="minorHAnsi" w:cstheme="minorBidi"/>
+          <w:color w:val="auto"/>
+          <w:sz w:val="24"/>
+          <w:szCs w:val="24"/>
+        </w:rPr>
       </w:pPr>
       <w:r>
         <w:t>5.4 Database Model</w:t>
@@ -1689,15 +2097,18 @@
     </w:p>
     <w:p/>
     <w:p>
+      <w:pPr>
+        <w:jc w:val="center"/>
+      </w:pPr>
       <w:r>
         <w:rPr>
           <w:noProof/>
         </w:rPr>
         <w:drawing>
-          <wp:inline distT="0" distB="0" distL="0" distR="0" wp14:anchorId="71B73B31" wp14:editId="610CFCC6">
-            <wp:extent cx="3930650" cy="2038432"/>
-            <wp:effectExtent l="0" t="0" r="0" b="0"/>
-            <wp:docPr id="1527172126" name="Picture 4"/>
+          <wp:inline distT="0" distB="0" distL="0" distR="0" wp14:anchorId="221ABEFE" wp14:editId="03D077F1">
+            <wp:extent cx="2004407" cy="6128123"/>
+            <wp:effectExtent l="0" t="0" r="0" b="6350"/>
+            <wp:docPr id="1859702206" name="Picture 3"/>
             <wp:cNvGraphicFramePr>
               <a:graphicFrameLocks xmlns:a="http://schemas.openxmlformats.org/drawingml/2006/main" noChangeAspect="1"/>
             </wp:cNvGraphicFramePr>
@@ -1705,7 +2116,7 @@
               <a:graphicData uri="http://schemas.openxmlformats.org/drawingml/2006/picture">
                 <pic:pic xmlns:pic="http://schemas.openxmlformats.org/drawingml/2006/picture">
                   <pic:nvPicPr>
-                    <pic:cNvPr id="0" name="Picture 290"/>
+                    <pic:cNvPr id="0" name="Picture 5"/>
                     <pic:cNvPicPr>
                       <a:picLocks noChangeAspect="1" noChangeArrowheads="1"/>
                     </pic:cNvPicPr>
@@ -1726,7 +2137,7 @@
                   <pic:spPr bwMode="auto">
                     <a:xfrm>
                       <a:off x="0" y="0"/>
-                      <a:ext cx="3942243" cy="2044444"/>
+                      <a:ext cx="2008260" cy="6139902"/>
                     </a:xfrm>
                     <a:prstGeom prst="rect">
                       <a:avLst/>
@@ -1750,6 +2161,7 @@
         <w:jc w:val="both"/>
       </w:pPr>
       <w:r>
+        <w:lastRenderedPageBreak/>
         <w:t>6. Architecture Strengths</w:t>
       </w:r>
     </w:p>
@@ -1911,7 +2323,6 @@
         <w:jc w:val="both"/>
       </w:pPr>
       <w:r>
-        <w:lastRenderedPageBreak/>
         <w:t>stronger authentication and authorization</w:t>
       </w:r>
     </w:p>
@@ -1970,7 +2381,15 @@
         <w:jc w:val="both"/>
       </w:pPr>
       <w:r>
-        <w:t>The Chatbot Builder Application uses a structured client-server architecture with a web frontend, Spring Boot backend, PostgreSQL database, and OpenAI integration. This architecture supports chatbot creation, knowledge ingestion, deployment, analytics, and public chatbot usage.</w:t>
+        <w:t xml:space="preserve">The Chatbot Builder Application uses a structured client-server architecture with a web frontend, Spring Boot backend, PostgreSQL database, and OpenAI integration. This architecture supports chatbot creation, knowledge </w:t>
+      </w:r>
+      <w:proofErr w:type="gramStart"/>
+      <w:r>
+        <w:t>ingestion</w:t>
+      </w:r>
+      <w:proofErr w:type="gramEnd"/>
+      <w:r>
+        <w:t>, deployment, analytics, and public chatbot usage.</w:t>
       </w:r>
     </w:p>
     <w:sectPr>
@@ -2019,7 +2438,6 @@
         <w:docPartUnique/>
       </w:docPartObj>
     </w:sdtPr>
-    <w:sdtEndPr/>
     <w:sdtContent>
       <w:sdt>
         <w:sdtPr>
@@ -2029,7 +2447,6 @@
             <w:docPartUnique/>
           </w:docPartObj>
         </w:sdtPr>
-        <w:sdtEndPr/>
         <w:sdtContent>
           <w:p>
             <w:pPr>
@@ -6779,6 +7196,155 @@
     </w:lvl>
   </w:abstractNum>
   <w:abstractNum w:abstractNumId="32" w15:restartNumberingAfterBreak="0">
+    <w:nsid w:val="219F05E0"/>
+    <w:multiLevelType w:val="multilevel"/>
+    <w:tmpl w:val="012AE856"/>
+    <w:lvl w:ilvl="0">
+      <w:start w:val="1"/>
+      <w:numFmt w:val="bullet"/>
+      <w:lvlText w:val=""/>
+      <w:lvlJc w:val="left"/>
+      <w:pPr>
+        <w:tabs>
+          <w:tab w:val="num" w:pos="720"/>
+        </w:tabs>
+        <w:ind w:left="720" w:hanging="360"/>
+      </w:pPr>
+      <w:rPr>
+        <w:rFonts w:ascii="Symbol" w:hAnsi="Symbol" w:hint="default"/>
+        <w:sz w:val="20"/>
+      </w:rPr>
+    </w:lvl>
+    <w:lvl w:ilvl="1" w:tentative="1">
+      <w:start w:val="1"/>
+      <w:numFmt w:val="bullet"/>
+      <w:lvlText w:val="o"/>
+      <w:lvlJc w:val="left"/>
+      <w:pPr>
+        <w:tabs>
+          <w:tab w:val="num" w:pos="1440"/>
+        </w:tabs>
+        <w:ind w:left="1440" w:hanging="360"/>
+      </w:pPr>
+      <w:rPr>
+        <w:rFonts w:ascii="Courier New" w:hAnsi="Courier New" w:hint="default"/>
+        <w:sz w:val="20"/>
+      </w:rPr>
+    </w:lvl>
+    <w:lvl w:ilvl="2" w:tentative="1">
+      <w:start w:val="1"/>
+      <w:numFmt w:val="bullet"/>
+      <w:lvlText w:val=""/>
+      <w:lvlJc w:val="left"/>
+      <w:pPr>
+        <w:tabs>
+          <w:tab w:val="num" w:pos="2160"/>
+        </w:tabs>
+        <w:ind w:left="2160" w:hanging="360"/>
+      </w:pPr>
+      <w:rPr>
+        <w:rFonts w:ascii="Wingdings" w:hAnsi="Wingdings" w:hint="default"/>
+        <w:sz w:val="20"/>
+      </w:rPr>
+    </w:lvl>
+    <w:lvl w:ilvl="3" w:tentative="1">
+      <w:start w:val="1"/>
+      <w:numFmt w:val="bullet"/>
+      <w:lvlText w:val=""/>
+      <w:lvlJc w:val="left"/>
+      <w:pPr>
+        <w:tabs>
+          <w:tab w:val="num" w:pos="2880"/>
+        </w:tabs>
+        <w:ind w:left="2880" w:hanging="360"/>
+      </w:pPr>
+      <w:rPr>
+        <w:rFonts w:ascii="Wingdings" w:hAnsi="Wingdings" w:hint="default"/>
+        <w:sz w:val="20"/>
+      </w:rPr>
+    </w:lvl>
+    <w:lvl w:ilvl="4" w:tentative="1">
+      <w:start w:val="1"/>
+      <w:numFmt w:val="bullet"/>
+      <w:lvlText w:val=""/>
+      <w:lvlJc w:val="left"/>
+      <w:pPr>
+        <w:tabs>
+          <w:tab w:val="num" w:pos="3600"/>
+        </w:tabs>
+        <w:ind w:left="3600" w:hanging="360"/>
+      </w:pPr>
+      <w:rPr>
+        <w:rFonts w:ascii="Wingdings" w:hAnsi="Wingdings" w:hint="default"/>
+        <w:sz w:val="20"/>
+      </w:rPr>
+    </w:lvl>
+    <w:lvl w:ilvl="5" w:tentative="1">
+      <w:start w:val="1"/>
+      <w:numFmt w:val="bullet"/>
+      <w:lvlText w:val=""/>
+      <w:lvlJc w:val="left"/>
+      <w:pPr>
+        <w:tabs>
+          <w:tab w:val="num" w:pos="4320"/>
+        </w:tabs>
+        <w:ind w:left="4320" w:hanging="360"/>
+      </w:pPr>
+      <w:rPr>
+        <w:rFonts w:ascii="Wingdings" w:hAnsi="Wingdings" w:hint="default"/>
+        <w:sz w:val="20"/>
+      </w:rPr>
+    </w:lvl>
+    <w:lvl w:ilvl="6" w:tentative="1">
+      <w:start w:val="1"/>
+      <w:numFmt w:val="bullet"/>
+      <w:lvlText w:val=""/>
+      <w:lvlJc w:val="left"/>
+      <w:pPr>
+        <w:tabs>
+          <w:tab w:val="num" w:pos="5040"/>
+        </w:tabs>
+        <w:ind w:left="5040" w:hanging="360"/>
+      </w:pPr>
+      <w:rPr>
+        <w:rFonts w:ascii="Wingdings" w:hAnsi="Wingdings" w:hint="default"/>
+        <w:sz w:val="20"/>
+      </w:rPr>
+    </w:lvl>
+    <w:lvl w:ilvl="7" w:tentative="1">
+      <w:start w:val="1"/>
+      <w:numFmt w:val="bullet"/>
+      <w:lvlText w:val=""/>
+      <w:lvlJc w:val="left"/>
+      <w:pPr>
+        <w:tabs>
+          <w:tab w:val="num" w:pos="5760"/>
+        </w:tabs>
+        <w:ind w:left="5760" w:hanging="360"/>
+      </w:pPr>
+      <w:rPr>
+        <w:rFonts w:ascii="Wingdings" w:hAnsi="Wingdings" w:hint="default"/>
+        <w:sz w:val="20"/>
+      </w:rPr>
+    </w:lvl>
+    <w:lvl w:ilvl="8" w:tentative="1">
+      <w:start w:val="1"/>
+      <w:numFmt w:val="bullet"/>
+      <w:lvlText w:val=""/>
+      <w:lvlJc w:val="left"/>
+      <w:pPr>
+        <w:tabs>
+          <w:tab w:val="num" w:pos="6480"/>
+        </w:tabs>
+        <w:ind w:left="6480" w:hanging="360"/>
+      </w:pPr>
+      <w:rPr>
+        <w:rFonts w:ascii="Wingdings" w:hAnsi="Wingdings" w:hint="default"/>
+        <w:sz w:val="20"/>
+      </w:rPr>
+    </w:lvl>
+  </w:abstractNum>
+  <w:abstractNum w:abstractNumId="33" w15:restartNumberingAfterBreak="0">
     <w:nsid w:val="22653C1F"/>
     <w:multiLevelType w:val="multilevel"/>
     <w:tmpl w:val="D06C7DA0"/>
@@ -6891,7 +7457,7 @@
       </w:pPr>
     </w:lvl>
   </w:abstractNum>
-  <w:abstractNum w:abstractNumId="33" w15:restartNumberingAfterBreak="0">
+  <w:abstractNum w:abstractNumId="34" w15:restartNumberingAfterBreak="0">
     <w:nsid w:val="23EF3B21"/>
     <w:multiLevelType w:val="multilevel"/>
     <w:tmpl w:val="1E2A880C"/>
@@ -7040,7 +7606,7 @@
       </w:rPr>
     </w:lvl>
   </w:abstractNum>
-  <w:abstractNum w:abstractNumId="34" w15:restartNumberingAfterBreak="0">
+  <w:abstractNum w:abstractNumId="35" w15:restartNumberingAfterBreak="0">
     <w:nsid w:val="26793A31"/>
     <w:multiLevelType w:val="multilevel"/>
     <w:tmpl w:val="49E2BF4C"/>
@@ -7157,7 +7723,7 @@
       </w:pPr>
     </w:lvl>
   </w:abstractNum>
-  <w:abstractNum w:abstractNumId="35" w15:restartNumberingAfterBreak="0">
+  <w:abstractNum w:abstractNumId="36" w15:restartNumberingAfterBreak="0">
     <w:nsid w:val="26BA6C4E"/>
     <w:multiLevelType w:val="multilevel"/>
     <w:tmpl w:val="6E226AD8"/>
@@ -7270,7 +7836,7 @@
       </w:pPr>
     </w:lvl>
   </w:abstractNum>
-  <w:abstractNum w:abstractNumId="36" w15:restartNumberingAfterBreak="0">
+  <w:abstractNum w:abstractNumId="37" w15:restartNumberingAfterBreak="0">
     <w:nsid w:val="27D12858"/>
     <w:multiLevelType w:val="multilevel"/>
     <w:tmpl w:val="E3E2D240"/>
@@ -7419,7 +7985,7 @@
       </w:rPr>
     </w:lvl>
   </w:abstractNum>
-  <w:abstractNum w:abstractNumId="37" w15:restartNumberingAfterBreak="0">
+  <w:abstractNum w:abstractNumId="38" w15:restartNumberingAfterBreak="0">
     <w:nsid w:val="280510CF"/>
     <w:multiLevelType w:val="multilevel"/>
     <w:tmpl w:val="1A1E6AF4"/>
@@ -7532,7 +8098,7 @@
       </w:pPr>
     </w:lvl>
   </w:abstractNum>
-  <w:abstractNum w:abstractNumId="38" w15:restartNumberingAfterBreak="0">
+  <w:abstractNum w:abstractNumId="39" w15:restartNumberingAfterBreak="0">
     <w:nsid w:val="28AD310A"/>
     <w:multiLevelType w:val="multilevel"/>
     <w:tmpl w:val="F3A22038"/>
@@ -7681,7 +8247,7 @@
       </w:rPr>
     </w:lvl>
   </w:abstractNum>
-  <w:abstractNum w:abstractNumId="39" w15:restartNumberingAfterBreak="0">
+  <w:abstractNum w:abstractNumId="40" w15:restartNumberingAfterBreak="0">
     <w:nsid w:val="295D0BB8"/>
     <w:multiLevelType w:val="multilevel"/>
     <w:tmpl w:val="9324788E"/>
@@ -7830,7 +8396,7 @@
       </w:rPr>
     </w:lvl>
   </w:abstractNum>
-  <w:abstractNum w:abstractNumId="40" w15:restartNumberingAfterBreak="0">
+  <w:abstractNum w:abstractNumId="41" w15:restartNumberingAfterBreak="0">
     <w:nsid w:val="29ED2D37"/>
     <w:multiLevelType w:val="multilevel"/>
     <w:tmpl w:val="998E443A"/>
@@ -7979,7 +8545,7 @@
       </w:rPr>
     </w:lvl>
   </w:abstractNum>
-  <w:abstractNum w:abstractNumId="41" w15:restartNumberingAfterBreak="0">
+  <w:abstractNum w:abstractNumId="42" w15:restartNumberingAfterBreak="0">
     <w:nsid w:val="2DC9440D"/>
     <w:multiLevelType w:val="multilevel"/>
     <w:tmpl w:val="B06EE31A"/>
@@ -8092,7 +8658,156 @@
       </w:pPr>
     </w:lvl>
   </w:abstractNum>
-  <w:abstractNum w:abstractNumId="42" w15:restartNumberingAfterBreak="0">
+  <w:abstractNum w:abstractNumId="43" w15:restartNumberingAfterBreak="0">
+    <w:nsid w:val="2E13503A"/>
+    <w:multiLevelType w:val="multilevel"/>
+    <w:tmpl w:val="2380607C"/>
+    <w:lvl w:ilvl="0">
+      <w:start w:val="1"/>
+      <w:numFmt w:val="bullet"/>
+      <w:lvlText w:val=""/>
+      <w:lvlJc w:val="left"/>
+      <w:pPr>
+        <w:tabs>
+          <w:tab w:val="num" w:pos="720"/>
+        </w:tabs>
+        <w:ind w:left="720" w:hanging="360"/>
+      </w:pPr>
+      <w:rPr>
+        <w:rFonts w:ascii="Symbol" w:hAnsi="Symbol" w:hint="default"/>
+        <w:sz w:val="20"/>
+      </w:rPr>
+    </w:lvl>
+    <w:lvl w:ilvl="1" w:tentative="1">
+      <w:start w:val="1"/>
+      <w:numFmt w:val="bullet"/>
+      <w:lvlText w:val="o"/>
+      <w:lvlJc w:val="left"/>
+      <w:pPr>
+        <w:tabs>
+          <w:tab w:val="num" w:pos="1440"/>
+        </w:tabs>
+        <w:ind w:left="1440" w:hanging="360"/>
+      </w:pPr>
+      <w:rPr>
+        <w:rFonts w:ascii="Courier New" w:hAnsi="Courier New" w:hint="default"/>
+        <w:sz w:val="20"/>
+      </w:rPr>
+    </w:lvl>
+    <w:lvl w:ilvl="2" w:tentative="1">
+      <w:start w:val="1"/>
+      <w:numFmt w:val="bullet"/>
+      <w:lvlText w:val=""/>
+      <w:lvlJc w:val="left"/>
+      <w:pPr>
+        <w:tabs>
+          <w:tab w:val="num" w:pos="2160"/>
+        </w:tabs>
+        <w:ind w:left="2160" w:hanging="360"/>
+      </w:pPr>
+      <w:rPr>
+        <w:rFonts w:ascii="Wingdings" w:hAnsi="Wingdings" w:hint="default"/>
+        <w:sz w:val="20"/>
+      </w:rPr>
+    </w:lvl>
+    <w:lvl w:ilvl="3" w:tentative="1">
+      <w:start w:val="1"/>
+      <w:numFmt w:val="bullet"/>
+      <w:lvlText w:val=""/>
+      <w:lvlJc w:val="left"/>
+      <w:pPr>
+        <w:tabs>
+          <w:tab w:val="num" w:pos="2880"/>
+        </w:tabs>
+        <w:ind w:left="2880" w:hanging="360"/>
+      </w:pPr>
+      <w:rPr>
+        <w:rFonts w:ascii="Wingdings" w:hAnsi="Wingdings" w:hint="default"/>
+        <w:sz w:val="20"/>
+      </w:rPr>
+    </w:lvl>
+    <w:lvl w:ilvl="4" w:tentative="1">
+      <w:start w:val="1"/>
+      <w:numFmt w:val="bullet"/>
+      <w:lvlText w:val=""/>
+      <w:lvlJc w:val="left"/>
+      <w:pPr>
+        <w:tabs>
+          <w:tab w:val="num" w:pos="3600"/>
+        </w:tabs>
+        <w:ind w:left="3600" w:hanging="360"/>
+      </w:pPr>
+      <w:rPr>
+        <w:rFonts w:ascii="Wingdings" w:hAnsi="Wingdings" w:hint="default"/>
+        <w:sz w:val="20"/>
+      </w:rPr>
+    </w:lvl>
+    <w:lvl w:ilvl="5" w:tentative="1">
+      <w:start w:val="1"/>
+      <w:numFmt w:val="bullet"/>
+      <w:lvlText w:val=""/>
+      <w:lvlJc w:val="left"/>
+      <w:pPr>
+        <w:tabs>
+          <w:tab w:val="num" w:pos="4320"/>
+        </w:tabs>
+        <w:ind w:left="4320" w:hanging="360"/>
+      </w:pPr>
+      <w:rPr>
+        <w:rFonts w:ascii="Wingdings" w:hAnsi="Wingdings" w:hint="default"/>
+        <w:sz w:val="20"/>
+      </w:rPr>
+    </w:lvl>
+    <w:lvl w:ilvl="6" w:tentative="1">
+      <w:start w:val="1"/>
+      <w:numFmt w:val="bullet"/>
+      <w:lvlText w:val=""/>
+      <w:lvlJc w:val="left"/>
+      <w:pPr>
+        <w:tabs>
+          <w:tab w:val="num" w:pos="5040"/>
+        </w:tabs>
+        <w:ind w:left="5040" w:hanging="360"/>
+      </w:pPr>
+      <w:rPr>
+        <w:rFonts w:ascii="Wingdings" w:hAnsi="Wingdings" w:hint="default"/>
+        <w:sz w:val="20"/>
+      </w:rPr>
+    </w:lvl>
+    <w:lvl w:ilvl="7" w:tentative="1">
+      <w:start w:val="1"/>
+      <w:numFmt w:val="bullet"/>
+      <w:lvlText w:val=""/>
+      <w:lvlJc w:val="left"/>
+      <w:pPr>
+        <w:tabs>
+          <w:tab w:val="num" w:pos="5760"/>
+        </w:tabs>
+        <w:ind w:left="5760" w:hanging="360"/>
+      </w:pPr>
+      <w:rPr>
+        <w:rFonts w:ascii="Wingdings" w:hAnsi="Wingdings" w:hint="default"/>
+        <w:sz w:val="20"/>
+      </w:rPr>
+    </w:lvl>
+    <w:lvl w:ilvl="8" w:tentative="1">
+      <w:start w:val="1"/>
+      <w:numFmt w:val="bullet"/>
+      <w:lvlText w:val=""/>
+      <w:lvlJc w:val="left"/>
+      <w:pPr>
+        <w:tabs>
+          <w:tab w:val="num" w:pos="6480"/>
+        </w:tabs>
+        <w:ind w:left="6480" w:hanging="360"/>
+      </w:pPr>
+      <w:rPr>
+        <w:rFonts w:ascii="Wingdings" w:hAnsi="Wingdings" w:hint="default"/>
+        <w:sz w:val="20"/>
+      </w:rPr>
+    </w:lvl>
+  </w:abstractNum>
+  <w:abstractNum w:abstractNumId="44" w15:restartNumberingAfterBreak="0">
     <w:nsid w:val="2ED678EF"/>
     <w:multiLevelType w:val="multilevel"/>
     <w:tmpl w:val="7BEEF3E4"/>
@@ -8241,7 +8956,156 @@
       </w:rPr>
     </w:lvl>
   </w:abstractNum>
-  <w:abstractNum w:abstractNumId="43" w15:restartNumberingAfterBreak="0">
+  <w:abstractNum w:abstractNumId="45" w15:restartNumberingAfterBreak="0">
+    <w:nsid w:val="2EEA7793"/>
+    <w:multiLevelType w:val="multilevel"/>
+    <w:tmpl w:val="33165F8E"/>
+    <w:lvl w:ilvl="0">
+      <w:start w:val="1"/>
+      <w:numFmt w:val="bullet"/>
+      <w:lvlText w:val=""/>
+      <w:lvlJc w:val="left"/>
+      <w:pPr>
+        <w:tabs>
+          <w:tab w:val="num" w:pos="720"/>
+        </w:tabs>
+        <w:ind w:left="720" w:hanging="360"/>
+      </w:pPr>
+      <w:rPr>
+        <w:rFonts w:ascii="Symbol" w:hAnsi="Symbol" w:hint="default"/>
+        <w:sz w:val="20"/>
+      </w:rPr>
+    </w:lvl>
+    <w:lvl w:ilvl="1" w:tentative="1">
+      <w:start w:val="1"/>
+      <w:numFmt w:val="bullet"/>
+      <w:lvlText w:val="o"/>
+      <w:lvlJc w:val="left"/>
+      <w:pPr>
+        <w:tabs>
+          <w:tab w:val="num" w:pos="1440"/>
+        </w:tabs>
+        <w:ind w:left="1440" w:hanging="360"/>
+      </w:pPr>
+      <w:rPr>
+        <w:rFonts w:ascii="Courier New" w:hAnsi="Courier New" w:hint="default"/>
+        <w:sz w:val="20"/>
+      </w:rPr>
+    </w:lvl>
+    <w:lvl w:ilvl="2" w:tentative="1">
+      <w:start w:val="1"/>
+      <w:numFmt w:val="bullet"/>
+      <w:lvlText w:val=""/>
+      <w:lvlJc w:val="left"/>
+      <w:pPr>
+        <w:tabs>
+          <w:tab w:val="num" w:pos="2160"/>
+        </w:tabs>
+        <w:ind w:left="2160" w:hanging="360"/>
+      </w:pPr>
+      <w:rPr>
+        <w:rFonts w:ascii="Wingdings" w:hAnsi="Wingdings" w:hint="default"/>
+        <w:sz w:val="20"/>
+      </w:rPr>
+    </w:lvl>
+    <w:lvl w:ilvl="3" w:tentative="1">
+      <w:start w:val="1"/>
+      <w:numFmt w:val="bullet"/>
+      <w:lvlText w:val=""/>
+      <w:lvlJc w:val="left"/>
+      <w:pPr>
+        <w:tabs>
+          <w:tab w:val="num" w:pos="2880"/>
+        </w:tabs>
+        <w:ind w:left="2880" w:hanging="360"/>
+      </w:pPr>
+      <w:rPr>
+        <w:rFonts w:ascii="Wingdings" w:hAnsi="Wingdings" w:hint="default"/>
+        <w:sz w:val="20"/>
+      </w:rPr>
+    </w:lvl>
+    <w:lvl w:ilvl="4" w:tentative="1">
+      <w:start w:val="1"/>
+      <w:numFmt w:val="bullet"/>
+      <w:lvlText w:val=""/>
+      <w:lvlJc w:val="left"/>
+      <w:pPr>
+        <w:tabs>
+          <w:tab w:val="num" w:pos="3600"/>
+        </w:tabs>
+        <w:ind w:left="3600" w:hanging="360"/>
+      </w:pPr>
+      <w:rPr>
+        <w:rFonts w:ascii="Wingdings" w:hAnsi="Wingdings" w:hint="default"/>
+        <w:sz w:val="20"/>
+      </w:rPr>
+    </w:lvl>
+    <w:lvl w:ilvl="5" w:tentative="1">
+      <w:start w:val="1"/>
+      <w:numFmt w:val="bullet"/>
+      <w:lvlText w:val=""/>
+      <w:lvlJc w:val="left"/>
+      <w:pPr>
+        <w:tabs>
+          <w:tab w:val="num" w:pos="4320"/>
+        </w:tabs>
+        <w:ind w:left="4320" w:hanging="360"/>
+      </w:pPr>
+      <w:rPr>
+        <w:rFonts w:ascii="Wingdings" w:hAnsi="Wingdings" w:hint="default"/>
+        <w:sz w:val="20"/>
+      </w:rPr>
+    </w:lvl>
+    <w:lvl w:ilvl="6" w:tentative="1">
+      <w:start w:val="1"/>
+      <w:numFmt w:val="bullet"/>
+      <w:lvlText w:val=""/>
+      <w:lvlJc w:val="left"/>
+      <w:pPr>
+        <w:tabs>
+          <w:tab w:val="num" w:pos="5040"/>
+        </w:tabs>
+        <w:ind w:left="5040" w:hanging="360"/>
+      </w:pPr>
+      <w:rPr>
+        <w:rFonts w:ascii="Wingdings" w:hAnsi="Wingdings" w:hint="default"/>
+        <w:sz w:val="20"/>
+      </w:rPr>
+    </w:lvl>
+    <w:lvl w:ilvl="7" w:tentative="1">
+      <w:start w:val="1"/>
+      <w:numFmt w:val="bullet"/>
+      <w:lvlText w:val=""/>
+      <w:lvlJc w:val="left"/>
+      <w:pPr>
+        <w:tabs>
+          <w:tab w:val="num" w:pos="5760"/>
+        </w:tabs>
+        <w:ind w:left="5760" w:hanging="360"/>
+      </w:pPr>
+      <w:rPr>
+        <w:rFonts w:ascii="Wingdings" w:hAnsi="Wingdings" w:hint="default"/>
+        <w:sz w:val="20"/>
+      </w:rPr>
+    </w:lvl>
+    <w:lvl w:ilvl="8" w:tentative="1">
+      <w:start w:val="1"/>
+      <w:numFmt w:val="bullet"/>
+      <w:lvlText w:val=""/>
+      <w:lvlJc w:val="left"/>
+      <w:pPr>
+        <w:tabs>
+          <w:tab w:val="num" w:pos="6480"/>
+        </w:tabs>
+        <w:ind w:left="6480" w:hanging="360"/>
+      </w:pPr>
+      <w:rPr>
+        <w:rFonts w:ascii="Wingdings" w:hAnsi="Wingdings" w:hint="default"/>
+        <w:sz w:val="20"/>
+      </w:rPr>
+    </w:lvl>
+  </w:abstractNum>
+  <w:abstractNum w:abstractNumId="46" w15:restartNumberingAfterBreak="0">
     <w:nsid w:val="2F5209A4"/>
     <w:multiLevelType w:val="hybridMultilevel"/>
     <w:tmpl w:val="F4F86CDC"/>
@@ -8353,7 +9217,7 @@
       </w:rPr>
     </w:lvl>
   </w:abstractNum>
-  <w:abstractNum w:abstractNumId="44" w15:restartNumberingAfterBreak="0">
+  <w:abstractNum w:abstractNumId="47" w15:restartNumberingAfterBreak="0">
     <w:nsid w:val="34374E58"/>
     <w:multiLevelType w:val="multilevel"/>
     <w:tmpl w:val="AF643BB2"/>
@@ -8502,7 +9366,7 @@
       </w:rPr>
     </w:lvl>
   </w:abstractNum>
-  <w:abstractNum w:abstractNumId="45" w15:restartNumberingAfterBreak="0">
+  <w:abstractNum w:abstractNumId="48" w15:restartNumberingAfterBreak="0">
     <w:nsid w:val="36E77329"/>
     <w:multiLevelType w:val="multilevel"/>
     <w:tmpl w:val="9B4A12CC"/>
@@ -8651,7 +9515,7 @@
       </w:rPr>
     </w:lvl>
   </w:abstractNum>
-  <w:abstractNum w:abstractNumId="46" w15:restartNumberingAfterBreak="0">
+  <w:abstractNum w:abstractNumId="49" w15:restartNumberingAfterBreak="0">
     <w:nsid w:val="37770C46"/>
     <w:multiLevelType w:val="multilevel"/>
     <w:tmpl w:val="2860684E"/>
@@ -8800,7 +9664,7 @@
       </w:rPr>
     </w:lvl>
   </w:abstractNum>
-  <w:abstractNum w:abstractNumId="47" w15:restartNumberingAfterBreak="0">
+  <w:abstractNum w:abstractNumId="50" w15:restartNumberingAfterBreak="0">
     <w:nsid w:val="37CC5848"/>
     <w:multiLevelType w:val="multilevel"/>
     <w:tmpl w:val="289A2644"/>
@@ -8949,7 +9813,7 @@
       </w:rPr>
     </w:lvl>
   </w:abstractNum>
-  <w:abstractNum w:abstractNumId="48" w15:restartNumberingAfterBreak="0">
+  <w:abstractNum w:abstractNumId="51" w15:restartNumberingAfterBreak="0">
     <w:nsid w:val="3A2269FE"/>
     <w:multiLevelType w:val="multilevel"/>
     <w:tmpl w:val="F034C4AA"/>
@@ -9098,7 +9962,7 @@
       </w:rPr>
     </w:lvl>
   </w:abstractNum>
-  <w:abstractNum w:abstractNumId="49" w15:restartNumberingAfterBreak="0">
+  <w:abstractNum w:abstractNumId="52" w15:restartNumberingAfterBreak="0">
     <w:nsid w:val="3AA10220"/>
     <w:multiLevelType w:val="multilevel"/>
     <w:tmpl w:val="4E986D7A"/>
@@ -9247,7 +10111,7 @@
       </w:rPr>
     </w:lvl>
   </w:abstractNum>
-  <w:abstractNum w:abstractNumId="50" w15:restartNumberingAfterBreak="0">
+  <w:abstractNum w:abstractNumId="53" w15:restartNumberingAfterBreak="0">
     <w:nsid w:val="3B8D5D05"/>
     <w:multiLevelType w:val="multilevel"/>
     <w:tmpl w:val="AC9C5936"/>
@@ -9396,7 +10260,7 @@
       </w:rPr>
     </w:lvl>
   </w:abstractNum>
-  <w:abstractNum w:abstractNumId="51" w15:restartNumberingAfterBreak="0">
+  <w:abstractNum w:abstractNumId="54" w15:restartNumberingAfterBreak="0">
     <w:nsid w:val="3DCA2DAF"/>
     <w:multiLevelType w:val="multilevel"/>
     <w:tmpl w:val="BE16CD5C"/>
@@ -9545,7 +10409,7 @@
       </w:rPr>
     </w:lvl>
   </w:abstractNum>
-  <w:abstractNum w:abstractNumId="52" w15:restartNumberingAfterBreak="0">
+  <w:abstractNum w:abstractNumId="55" w15:restartNumberingAfterBreak="0">
     <w:nsid w:val="3E6E3D54"/>
     <w:multiLevelType w:val="multilevel"/>
     <w:tmpl w:val="25022BF6"/>
@@ -9694,7 +10558,7 @@
       </w:rPr>
     </w:lvl>
   </w:abstractNum>
-  <w:abstractNum w:abstractNumId="53" w15:restartNumberingAfterBreak="0">
+  <w:abstractNum w:abstractNumId="56" w15:restartNumberingAfterBreak="0">
     <w:nsid w:val="404E34A3"/>
     <w:multiLevelType w:val="multilevel"/>
     <w:tmpl w:val="F81E37C4"/>
@@ -9843,7 +10707,7 @@
       </w:rPr>
     </w:lvl>
   </w:abstractNum>
-  <w:abstractNum w:abstractNumId="54" w15:restartNumberingAfterBreak="0">
+  <w:abstractNum w:abstractNumId="57" w15:restartNumberingAfterBreak="0">
     <w:nsid w:val="407625F2"/>
     <w:multiLevelType w:val="multilevel"/>
     <w:tmpl w:val="B7863DE4"/>
@@ -9992,7 +10856,7 @@
       </w:rPr>
     </w:lvl>
   </w:abstractNum>
-  <w:abstractNum w:abstractNumId="55" w15:restartNumberingAfterBreak="0">
+  <w:abstractNum w:abstractNumId="58" w15:restartNumberingAfterBreak="0">
     <w:nsid w:val="411045D9"/>
     <w:multiLevelType w:val="multilevel"/>
     <w:tmpl w:val="B9881756"/>
@@ -10105,7 +10969,7 @@
       </w:pPr>
     </w:lvl>
   </w:abstractNum>
-  <w:abstractNum w:abstractNumId="56" w15:restartNumberingAfterBreak="0">
+  <w:abstractNum w:abstractNumId="59" w15:restartNumberingAfterBreak="0">
     <w:nsid w:val="430311C4"/>
     <w:multiLevelType w:val="multilevel"/>
     <w:tmpl w:val="613211A2"/>
@@ -10254,7 +11118,7 @@
       </w:rPr>
     </w:lvl>
   </w:abstractNum>
-  <w:abstractNum w:abstractNumId="57" w15:restartNumberingAfterBreak="0">
+  <w:abstractNum w:abstractNumId="60" w15:restartNumberingAfterBreak="0">
     <w:nsid w:val="44047FD4"/>
     <w:multiLevelType w:val="multilevel"/>
     <w:tmpl w:val="6EA4006A"/>
@@ -10403,7 +11267,7 @@
       </w:rPr>
     </w:lvl>
   </w:abstractNum>
-  <w:abstractNum w:abstractNumId="58" w15:restartNumberingAfterBreak="0">
+  <w:abstractNum w:abstractNumId="61" w15:restartNumberingAfterBreak="0">
     <w:nsid w:val="4453631B"/>
     <w:multiLevelType w:val="hybridMultilevel"/>
     <w:tmpl w:val="AEBCD40A"/>
@@ -10516,7 +11380,156 @@
       </w:rPr>
     </w:lvl>
   </w:abstractNum>
-  <w:abstractNum w:abstractNumId="59" w15:restartNumberingAfterBreak="0">
+  <w:abstractNum w:abstractNumId="62" w15:restartNumberingAfterBreak="0">
+    <w:nsid w:val="45063007"/>
+    <w:multiLevelType w:val="multilevel"/>
+    <w:tmpl w:val="89089D32"/>
+    <w:lvl w:ilvl="0">
+      <w:start w:val="1"/>
+      <w:numFmt w:val="bullet"/>
+      <w:lvlText w:val=""/>
+      <w:lvlJc w:val="left"/>
+      <w:pPr>
+        <w:tabs>
+          <w:tab w:val="num" w:pos="720"/>
+        </w:tabs>
+        <w:ind w:left="720" w:hanging="360"/>
+      </w:pPr>
+      <w:rPr>
+        <w:rFonts w:ascii="Symbol" w:hAnsi="Symbol" w:hint="default"/>
+        <w:sz w:val="20"/>
+      </w:rPr>
+    </w:lvl>
+    <w:lvl w:ilvl="1" w:tentative="1">
+      <w:start w:val="1"/>
+      <w:numFmt w:val="bullet"/>
+      <w:lvlText w:val="o"/>
+      <w:lvlJc w:val="left"/>
+      <w:pPr>
+        <w:tabs>
+          <w:tab w:val="num" w:pos="1440"/>
+        </w:tabs>
+        <w:ind w:left="1440" w:hanging="360"/>
+      </w:pPr>
+      <w:rPr>
+        <w:rFonts w:ascii="Courier New" w:hAnsi="Courier New" w:hint="default"/>
+        <w:sz w:val="20"/>
+      </w:rPr>
+    </w:lvl>
+    <w:lvl w:ilvl="2" w:tentative="1">
+      <w:start w:val="1"/>
+      <w:numFmt w:val="bullet"/>
+      <w:lvlText w:val=""/>
+      <w:lvlJc w:val="left"/>
+      <w:pPr>
+        <w:tabs>
+          <w:tab w:val="num" w:pos="2160"/>
+        </w:tabs>
+        <w:ind w:left="2160" w:hanging="360"/>
+      </w:pPr>
+      <w:rPr>
+        <w:rFonts w:ascii="Wingdings" w:hAnsi="Wingdings" w:hint="default"/>
+        <w:sz w:val="20"/>
+      </w:rPr>
+    </w:lvl>
+    <w:lvl w:ilvl="3" w:tentative="1">
+      <w:start w:val="1"/>
+      <w:numFmt w:val="bullet"/>
+      <w:lvlText w:val=""/>
+      <w:lvlJc w:val="left"/>
+      <w:pPr>
+        <w:tabs>
+          <w:tab w:val="num" w:pos="2880"/>
+        </w:tabs>
+        <w:ind w:left="2880" w:hanging="360"/>
+      </w:pPr>
+      <w:rPr>
+        <w:rFonts w:ascii="Wingdings" w:hAnsi="Wingdings" w:hint="default"/>
+        <w:sz w:val="20"/>
+      </w:rPr>
+    </w:lvl>
+    <w:lvl w:ilvl="4" w:tentative="1">
+      <w:start w:val="1"/>
+      <w:numFmt w:val="bullet"/>
+      <w:lvlText w:val=""/>
+      <w:lvlJc w:val="left"/>
+      <w:pPr>
+        <w:tabs>
+          <w:tab w:val="num" w:pos="3600"/>
+        </w:tabs>
+        <w:ind w:left="3600" w:hanging="360"/>
+      </w:pPr>
+      <w:rPr>
+        <w:rFonts w:ascii="Wingdings" w:hAnsi="Wingdings" w:hint="default"/>
+        <w:sz w:val="20"/>
+      </w:rPr>
+    </w:lvl>
+    <w:lvl w:ilvl="5" w:tentative="1">
+      <w:start w:val="1"/>
+      <w:numFmt w:val="bullet"/>
+      <w:lvlText w:val=""/>
+      <w:lvlJc w:val="left"/>
+      <w:pPr>
+        <w:tabs>
+          <w:tab w:val="num" w:pos="4320"/>
+        </w:tabs>
+        <w:ind w:left="4320" w:hanging="360"/>
+      </w:pPr>
+      <w:rPr>
+        <w:rFonts w:ascii="Wingdings" w:hAnsi="Wingdings" w:hint="default"/>
+        <w:sz w:val="20"/>
+      </w:rPr>
+    </w:lvl>
+    <w:lvl w:ilvl="6" w:tentative="1">
+      <w:start w:val="1"/>
+      <w:numFmt w:val="bullet"/>
+      <w:lvlText w:val=""/>
+      <w:lvlJc w:val="left"/>
+      <w:pPr>
+        <w:tabs>
+          <w:tab w:val="num" w:pos="5040"/>
+        </w:tabs>
+        <w:ind w:left="5040" w:hanging="360"/>
+      </w:pPr>
+      <w:rPr>
+        <w:rFonts w:ascii="Wingdings" w:hAnsi="Wingdings" w:hint="default"/>
+        <w:sz w:val="20"/>
+      </w:rPr>
+    </w:lvl>
+    <w:lvl w:ilvl="7" w:tentative="1">
+      <w:start w:val="1"/>
+      <w:numFmt w:val="bullet"/>
+      <w:lvlText w:val=""/>
+      <w:lvlJc w:val="left"/>
+      <w:pPr>
+        <w:tabs>
+          <w:tab w:val="num" w:pos="5760"/>
+        </w:tabs>
+        <w:ind w:left="5760" w:hanging="360"/>
+      </w:pPr>
+      <w:rPr>
+        <w:rFonts w:ascii="Wingdings" w:hAnsi="Wingdings" w:hint="default"/>
+        <w:sz w:val="20"/>
+      </w:rPr>
+    </w:lvl>
+    <w:lvl w:ilvl="8" w:tentative="1">
+      <w:start w:val="1"/>
+      <w:numFmt w:val="bullet"/>
+      <w:lvlText w:val=""/>
+      <w:lvlJc w:val="left"/>
+      <w:pPr>
+        <w:tabs>
+          <w:tab w:val="num" w:pos="6480"/>
+        </w:tabs>
+        <w:ind w:left="6480" w:hanging="360"/>
+      </w:pPr>
+      <w:rPr>
+        <w:rFonts w:ascii="Wingdings" w:hAnsi="Wingdings" w:hint="default"/>
+        <w:sz w:val="20"/>
+      </w:rPr>
+    </w:lvl>
+  </w:abstractNum>
+  <w:abstractNum w:abstractNumId="63" w15:restartNumberingAfterBreak="0">
     <w:nsid w:val="452A31D4"/>
     <w:multiLevelType w:val="multilevel"/>
     <w:tmpl w:val="7EA4B864"/>
@@ -10665,7 +11678,7 @@
       </w:rPr>
     </w:lvl>
   </w:abstractNum>
-  <w:abstractNum w:abstractNumId="60" w15:restartNumberingAfterBreak="0">
+  <w:abstractNum w:abstractNumId="64" w15:restartNumberingAfterBreak="0">
     <w:nsid w:val="4756002D"/>
     <w:multiLevelType w:val="multilevel"/>
     <w:tmpl w:val="B5A888F4"/>
@@ -10814,7 +11827,7 @@
       </w:rPr>
     </w:lvl>
   </w:abstractNum>
-  <w:abstractNum w:abstractNumId="61" w15:restartNumberingAfterBreak="0">
+  <w:abstractNum w:abstractNumId="65" w15:restartNumberingAfterBreak="0">
     <w:nsid w:val="493951A1"/>
     <w:multiLevelType w:val="multilevel"/>
     <w:tmpl w:val="C89A2F02"/>
@@ -10963,7 +11976,7 @@
       </w:rPr>
     </w:lvl>
   </w:abstractNum>
-  <w:abstractNum w:abstractNumId="62" w15:restartNumberingAfterBreak="0">
+  <w:abstractNum w:abstractNumId="66" w15:restartNumberingAfterBreak="0">
     <w:nsid w:val="49AD33B3"/>
     <w:multiLevelType w:val="multilevel"/>
     <w:tmpl w:val="3BD01110"/>
@@ -11112,7 +12125,7 @@
       </w:rPr>
     </w:lvl>
   </w:abstractNum>
-  <w:abstractNum w:abstractNumId="63" w15:restartNumberingAfterBreak="0">
+  <w:abstractNum w:abstractNumId="67" w15:restartNumberingAfterBreak="0">
     <w:nsid w:val="4A96278D"/>
     <w:multiLevelType w:val="multilevel"/>
     <w:tmpl w:val="0A2CB634"/>
@@ -11261,7 +12274,7 @@
       </w:rPr>
     </w:lvl>
   </w:abstractNum>
-  <w:abstractNum w:abstractNumId="64" w15:restartNumberingAfterBreak="0">
+  <w:abstractNum w:abstractNumId="68" w15:restartNumberingAfterBreak="0">
     <w:nsid w:val="4AB07459"/>
     <w:multiLevelType w:val="multilevel"/>
     <w:tmpl w:val="73D2E034"/>
@@ -11410,7 +12423,7 @@
       </w:rPr>
     </w:lvl>
   </w:abstractNum>
-  <w:abstractNum w:abstractNumId="65" w15:restartNumberingAfterBreak="0">
+  <w:abstractNum w:abstractNumId="69" w15:restartNumberingAfterBreak="0">
     <w:nsid w:val="4B570F60"/>
     <w:multiLevelType w:val="multilevel"/>
     <w:tmpl w:val="1550DD08"/>
@@ -11523,7 +12536,7 @@
       </w:pPr>
     </w:lvl>
   </w:abstractNum>
-  <w:abstractNum w:abstractNumId="66" w15:restartNumberingAfterBreak="0">
+  <w:abstractNum w:abstractNumId="70" w15:restartNumberingAfterBreak="0">
     <w:nsid w:val="4DFE4B6D"/>
     <w:multiLevelType w:val="multilevel"/>
     <w:tmpl w:val="95CC3012"/>
@@ -11672,7 +12685,7 @@
       </w:rPr>
     </w:lvl>
   </w:abstractNum>
-  <w:abstractNum w:abstractNumId="67" w15:restartNumberingAfterBreak="0">
+  <w:abstractNum w:abstractNumId="71" w15:restartNumberingAfterBreak="0">
     <w:nsid w:val="4E0972B7"/>
     <w:multiLevelType w:val="multilevel"/>
     <w:tmpl w:val="49ACC78C"/>
@@ -11821,7 +12834,7 @@
       </w:rPr>
     </w:lvl>
   </w:abstractNum>
-  <w:abstractNum w:abstractNumId="68" w15:restartNumberingAfterBreak="0">
+  <w:abstractNum w:abstractNumId="72" w15:restartNumberingAfterBreak="0">
     <w:nsid w:val="508D6F1F"/>
     <w:multiLevelType w:val="multilevel"/>
     <w:tmpl w:val="ABC8CB6C"/>
@@ -11970,7 +12983,7 @@
       </w:rPr>
     </w:lvl>
   </w:abstractNum>
-  <w:abstractNum w:abstractNumId="69" w15:restartNumberingAfterBreak="0">
+  <w:abstractNum w:abstractNumId="73" w15:restartNumberingAfterBreak="0">
     <w:nsid w:val="5374436A"/>
     <w:multiLevelType w:val="multilevel"/>
     <w:tmpl w:val="F5AA1B22"/>
@@ -12119,7 +13132,7 @@
       </w:rPr>
     </w:lvl>
   </w:abstractNum>
-  <w:abstractNum w:abstractNumId="70" w15:restartNumberingAfterBreak="0">
+  <w:abstractNum w:abstractNumId="74" w15:restartNumberingAfterBreak="0">
     <w:nsid w:val="53C338F8"/>
     <w:multiLevelType w:val="multilevel"/>
     <w:tmpl w:val="66D69686"/>
@@ -12268,7 +13281,7 @@
       </w:rPr>
     </w:lvl>
   </w:abstractNum>
-  <w:abstractNum w:abstractNumId="71" w15:restartNumberingAfterBreak="0">
+  <w:abstractNum w:abstractNumId="75" w15:restartNumberingAfterBreak="0">
     <w:nsid w:val="57AF2BC3"/>
     <w:multiLevelType w:val="multilevel"/>
     <w:tmpl w:val="26DE5828"/>
@@ -12417,7 +13430,7 @@
       </w:rPr>
     </w:lvl>
   </w:abstractNum>
-  <w:abstractNum w:abstractNumId="72" w15:restartNumberingAfterBreak="0">
+  <w:abstractNum w:abstractNumId="76" w15:restartNumberingAfterBreak="0">
     <w:nsid w:val="58947B52"/>
     <w:multiLevelType w:val="multilevel"/>
     <w:tmpl w:val="B5A63C14"/>
@@ -12534,7 +13547,7 @@
       </w:pPr>
     </w:lvl>
   </w:abstractNum>
-  <w:abstractNum w:abstractNumId="73" w15:restartNumberingAfterBreak="0">
+  <w:abstractNum w:abstractNumId="77" w15:restartNumberingAfterBreak="0">
     <w:nsid w:val="599F687A"/>
     <w:multiLevelType w:val="multilevel"/>
     <w:tmpl w:val="DF323BB0"/>
@@ -12683,7 +13696,7 @@
       </w:rPr>
     </w:lvl>
   </w:abstractNum>
-  <w:abstractNum w:abstractNumId="74" w15:restartNumberingAfterBreak="0">
+  <w:abstractNum w:abstractNumId="78" w15:restartNumberingAfterBreak="0">
     <w:nsid w:val="59AA232E"/>
     <w:multiLevelType w:val="multilevel"/>
     <w:tmpl w:val="B3A2E158"/>
@@ -12832,7 +13845,7 @@
       </w:rPr>
     </w:lvl>
   </w:abstractNum>
-  <w:abstractNum w:abstractNumId="75" w15:restartNumberingAfterBreak="0">
+  <w:abstractNum w:abstractNumId="79" w15:restartNumberingAfterBreak="0">
     <w:nsid w:val="59AE3349"/>
     <w:multiLevelType w:val="multilevel"/>
     <w:tmpl w:val="8D6CF50E"/>
@@ -12981,7 +13994,7 @@
       </w:rPr>
     </w:lvl>
   </w:abstractNum>
-  <w:abstractNum w:abstractNumId="76" w15:restartNumberingAfterBreak="0">
+  <w:abstractNum w:abstractNumId="80" w15:restartNumberingAfterBreak="0">
     <w:nsid w:val="59EA3349"/>
     <w:multiLevelType w:val="multilevel"/>
     <w:tmpl w:val="7EBA0204"/>
@@ -13130,7 +14143,7 @@
       </w:rPr>
     </w:lvl>
   </w:abstractNum>
-  <w:abstractNum w:abstractNumId="77" w15:restartNumberingAfterBreak="0">
+  <w:abstractNum w:abstractNumId="81" w15:restartNumberingAfterBreak="0">
     <w:nsid w:val="5A6C2886"/>
     <w:multiLevelType w:val="multilevel"/>
     <w:tmpl w:val="C3D6971C"/>
@@ -13279,7 +14292,7 @@
       </w:rPr>
     </w:lvl>
   </w:abstractNum>
-  <w:abstractNum w:abstractNumId="78" w15:restartNumberingAfterBreak="0">
+  <w:abstractNum w:abstractNumId="82" w15:restartNumberingAfterBreak="0">
     <w:nsid w:val="5A84402A"/>
     <w:multiLevelType w:val="multilevel"/>
     <w:tmpl w:val="B732A78E"/>
@@ -13428,7 +14441,7 @@
       </w:rPr>
     </w:lvl>
   </w:abstractNum>
-  <w:abstractNum w:abstractNumId="79" w15:restartNumberingAfterBreak="0">
+  <w:abstractNum w:abstractNumId="83" w15:restartNumberingAfterBreak="0">
     <w:nsid w:val="5AE305AF"/>
     <w:multiLevelType w:val="multilevel"/>
     <w:tmpl w:val="888251E0"/>
@@ -13541,7 +14554,7 @@
       </w:pPr>
     </w:lvl>
   </w:abstractNum>
-  <w:abstractNum w:abstractNumId="80" w15:restartNumberingAfterBreak="0">
+  <w:abstractNum w:abstractNumId="84" w15:restartNumberingAfterBreak="0">
     <w:nsid w:val="5B7A1A9D"/>
     <w:multiLevelType w:val="multilevel"/>
     <w:tmpl w:val="393E6C46"/>
@@ -13690,7 +14703,7 @@
       </w:rPr>
     </w:lvl>
   </w:abstractNum>
-  <w:abstractNum w:abstractNumId="81" w15:restartNumberingAfterBreak="0">
+  <w:abstractNum w:abstractNumId="85" w15:restartNumberingAfterBreak="0">
     <w:nsid w:val="5B9F286F"/>
     <w:multiLevelType w:val="multilevel"/>
     <w:tmpl w:val="EF6C8FA8"/>
@@ -13839,7 +14852,7 @@
       </w:rPr>
     </w:lvl>
   </w:abstractNum>
-  <w:abstractNum w:abstractNumId="82" w15:restartNumberingAfterBreak="0">
+  <w:abstractNum w:abstractNumId="86" w15:restartNumberingAfterBreak="0">
     <w:nsid w:val="5DD03041"/>
     <w:multiLevelType w:val="multilevel"/>
     <w:tmpl w:val="D06C7DA0"/>
@@ -13952,7 +14965,7 @@
       </w:pPr>
     </w:lvl>
   </w:abstractNum>
-  <w:abstractNum w:abstractNumId="83" w15:restartNumberingAfterBreak="0">
+  <w:abstractNum w:abstractNumId="87" w15:restartNumberingAfterBreak="0">
     <w:nsid w:val="5E925500"/>
     <w:multiLevelType w:val="multilevel"/>
     <w:tmpl w:val="73365D54"/>
@@ -14101,7 +15114,7 @@
       </w:rPr>
     </w:lvl>
   </w:abstractNum>
-  <w:abstractNum w:abstractNumId="84" w15:restartNumberingAfterBreak="0">
+  <w:abstractNum w:abstractNumId="88" w15:restartNumberingAfterBreak="0">
     <w:nsid w:val="5EC74E1F"/>
     <w:multiLevelType w:val="multilevel"/>
     <w:tmpl w:val="60364C78"/>
@@ -14250,7 +15263,7 @@
       </w:rPr>
     </w:lvl>
   </w:abstractNum>
-  <w:abstractNum w:abstractNumId="85" w15:restartNumberingAfterBreak="0">
+  <w:abstractNum w:abstractNumId="89" w15:restartNumberingAfterBreak="0">
     <w:nsid w:val="60921DE9"/>
     <w:multiLevelType w:val="multilevel"/>
     <w:tmpl w:val="49E423BA"/>
@@ -14399,7 +15412,156 @@
       </w:rPr>
     </w:lvl>
   </w:abstractNum>
-  <w:abstractNum w:abstractNumId="86" w15:restartNumberingAfterBreak="0">
+  <w:abstractNum w:abstractNumId="90" w15:restartNumberingAfterBreak="0">
+    <w:nsid w:val="609C1041"/>
+    <w:multiLevelType w:val="multilevel"/>
+    <w:tmpl w:val="8C680F5C"/>
+    <w:lvl w:ilvl="0">
+      <w:start w:val="1"/>
+      <w:numFmt w:val="bullet"/>
+      <w:lvlText w:val=""/>
+      <w:lvlJc w:val="left"/>
+      <w:pPr>
+        <w:tabs>
+          <w:tab w:val="num" w:pos="720"/>
+        </w:tabs>
+        <w:ind w:left="720" w:hanging="360"/>
+      </w:pPr>
+      <w:rPr>
+        <w:rFonts w:ascii="Symbol" w:hAnsi="Symbol" w:hint="default"/>
+        <w:sz w:val="20"/>
+      </w:rPr>
+    </w:lvl>
+    <w:lvl w:ilvl="1" w:tentative="1">
+      <w:start w:val="1"/>
+      <w:numFmt w:val="bullet"/>
+      <w:lvlText w:val="o"/>
+      <w:lvlJc w:val="left"/>
+      <w:pPr>
+        <w:tabs>
+          <w:tab w:val="num" w:pos="1440"/>
+        </w:tabs>
+        <w:ind w:left="1440" w:hanging="360"/>
+      </w:pPr>
+      <w:rPr>
+        <w:rFonts w:ascii="Courier New" w:hAnsi="Courier New" w:hint="default"/>
+        <w:sz w:val="20"/>
+      </w:rPr>
+    </w:lvl>
+    <w:lvl w:ilvl="2" w:tentative="1">
+      <w:start w:val="1"/>
+      <w:numFmt w:val="bullet"/>
+      <w:lvlText w:val=""/>
+      <w:lvlJc w:val="left"/>
+      <w:pPr>
+        <w:tabs>
+          <w:tab w:val="num" w:pos="2160"/>
+        </w:tabs>
+        <w:ind w:left="2160" w:hanging="360"/>
+      </w:pPr>
+      <w:rPr>
+        <w:rFonts w:ascii="Wingdings" w:hAnsi="Wingdings" w:hint="default"/>
+        <w:sz w:val="20"/>
+      </w:rPr>
+    </w:lvl>
+    <w:lvl w:ilvl="3" w:tentative="1">
+      <w:start w:val="1"/>
+      <w:numFmt w:val="bullet"/>
+      <w:lvlText w:val=""/>
+      <w:lvlJc w:val="left"/>
+      <w:pPr>
+        <w:tabs>
+          <w:tab w:val="num" w:pos="2880"/>
+        </w:tabs>
+        <w:ind w:left="2880" w:hanging="360"/>
+      </w:pPr>
+      <w:rPr>
+        <w:rFonts w:ascii="Wingdings" w:hAnsi="Wingdings" w:hint="default"/>
+        <w:sz w:val="20"/>
+      </w:rPr>
+    </w:lvl>
+    <w:lvl w:ilvl="4" w:tentative="1">
+      <w:start w:val="1"/>
+      <w:numFmt w:val="bullet"/>
+      <w:lvlText w:val=""/>
+      <w:lvlJc w:val="left"/>
+      <w:pPr>
+        <w:tabs>
+          <w:tab w:val="num" w:pos="3600"/>
+        </w:tabs>
+        <w:ind w:left="3600" w:hanging="360"/>
+      </w:pPr>
+      <w:rPr>
+        <w:rFonts w:ascii="Wingdings" w:hAnsi="Wingdings" w:hint="default"/>
+        <w:sz w:val="20"/>
+      </w:rPr>
+    </w:lvl>
+    <w:lvl w:ilvl="5" w:tentative="1">
+      <w:start w:val="1"/>
+      <w:numFmt w:val="bullet"/>
+      <w:lvlText w:val=""/>
+      <w:lvlJc w:val="left"/>
+      <w:pPr>
+        <w:tabs>
+          <w:tab w:val="num" w:pos="4320"/>
+        </w:tabs>
+        <w:ind w:left="4320" w:hanging="360"/>
+      </w:pPr>
+      <w:rPr>
+        <w:rFonts w:ascii="Wingdings" w:hAnsi="Wingdings" w:hint="default"/>
+        <w:sz w:val="20"/>
+      </w:rPr>
+    </w:lvl>
+    <w:lvl w:ilvl="6" w:tentative="1">
+      <w:start w:val="1"/>
+      <w:numFmt w:val="bullet"/>
+      <w:lvlText w:val=""/>
+      <w:lvlJc w:val="left"/>
+      <w:pPr>
+        <w:tabs>
+          <w:tab w:val="num" w:pos="5040"/>
+        </w:tabs>
+        <w:ind w:left="5040" w:hanging="360"/>
+      </w:pPr>
+      <w:rPr>
+        <w:rFonts w:ascii="Wingdings" w:hAnsi="Wingdings" w:hint="default"/>
+        <w:sz w:val="20"/>
+      </w:rPr>
+    </w:lvl>
+    <w:lvl w:ilvl="7" w:tentative="1">
+      <w:start w:val="1"/>
+      <w:numFmt w:val="bullet"/>
+      <w:lvlText w:val=""/>
+      <w:lvlJc w:val="left"/>
+      <w:pPr>
+        <w:tabs>
+          <w:tab w:val="num" w:pos="5760"/>
+        </w:tabs>
+        <w:ind w:left="5760" w:hanging="360"/>
+      </w:pPr>
+      <w:rPr>
+        <w:rFonts w:ascii="Wingdings" w:hAnsi="Wingdings" w:hint="default"/>
+        <w:sz w:val="20"/>
+      </w:rPr>
+    </w:lvl>
+    <w:lvl w:ilvl="8" w:tentative="1">
+      <w:start w:val="1"/>
+      <w:numFmt w:val="bullet"/>
+      <w:lvlText w:val=""/>
+      <w:lvlJc w:val="left"/>
+      <w:pPr>
+        <w:tabs>
+          <w:tab w:val="num" w:pos="6480"/>
+        </w:tabs>
+        <w:ind w:left="6480" w:hanging="360"/>
+      </w:pPr>
+      <w:rPr>
+        <w:rFonts w:ascii="Wingdings" w:hAnsi="Wingdings" w:hint="default"/>
+        <w:sz w:val="20"/>
+      </w:rPr>
+    </w:lvl>
+  </w:abstractNum>
+  <w:abstractNum w:abstractNumId="91" w15:restartNumberingAfterBreak="0">
     <w:nsid w:val="622D125F"/>
     <w:multiLevelType w:val="multilevel"/>
     <w:tmpl w:val="FC6A06FA"/>
@@ -14548,7 +15710,7 @@
       </w:rPr>
     </w:lvl>
   </w:abstractNum>
-  <w:abstractNum w:abstractNumId="87" w15:restartNumberingAfterBreak="0">
+  <w:abstractNum w:abstractNumId="92" w15:restartNumberingAfterBreak="0">
     <w:nsid w:val="638415CB"/>
     <w:multiLevelType w:val="multilevel"/>
     <w:tmpl w:val="81FABB68"/>
@@ -14697,7 +15859,7 @@
       </w:rPr>
     </w:lvl>
   </w:abstractNum>
-  <w:abstractNum w:abstractNumId="88" w15:restartNumberingAfterBreak="0">
+  <w:abstractNum w:abstractNumId="93" w15:restartNumberingAfterBreak="0">
     <w:nsid w:val="66260C7C"/>
     <w:multiLevelType w:val="multilevel"/>
     <w:tmpl w:val="230007E6"/>
@@ -14846,7 +16008,7 @@
       </w:rPr>
     </w:lvl>
   </w:abstractNum>
-  <w:abstractNum w:abstractNumId="89" w15:restartNumberingAfterBreak="0">
+  <w:abstractNum w:abstractNumId="94" w15:restartNumberingAfterBreak="0">
     <w:nsid w:val="66C85CBD"/>
     <w:multiLevelType w:val="multilevel"/>
     <w:tmpl w:val="24DA2A9C"/>
@@ -14995,7 +16157,7 @@
       </w:rPr>
     </w:lvl>
   </w:abstractNum>
-  <w:abstractNum w:abstractNumId="90" w15:restartNumberingAfterBreak="0">
+  <w:abstractNum w:abstractNumId="95" w15:restartNumberingAfterBreak="0">
     <w:nsid w:val="675B683E"/>
     <w:multiLevelType w:val="multilevel"/>
     <w:tmpl w:val="D198603C"/>
@@ -15144,7 +16306,7 @@
       </w:rPr>
     </w:lvl>
   </w:abstractNum>
-  <w:abstractNum w:abstractNumId="91" w15:restartNumberingAfterBreak="0">
+  <w:abstractNum w:abstractNumId="96" w15:restartNumberingAfterBreak="0">
     <w:nsid w:val="6776570F"/>
     <w:multiLevelType w:val="multilevel"/>
     <w:tmpl w:val="5C1AC0A8"/>
@@ -15293,7 +16455,7 @@
       </w:rPr>
     </w:lvl>
   </w:abstractNum>
-  <w:abstractNum w:abstractNumId="92" w15:restartNumberingAfterBreak="0">
+  <w:abstractNum w:abstractNumId="97" w15:restartNumberingAfterBreak="0">
     <w:nsid w:val="681F4B01"/>
     <w:multiLevelType w:val="multilevel"/>
     <w:tmpl w:val="3AB212EC"/>
@@ -15442,7 +16604,7 @@
       </w:rPr>
     </w:lvl>
   </w:abstractNum>
-  <w:abstractNum w:abstractNumId="93" w15:restartNumberingAfterBreak="0">
+  <w:abstractNum w:abstractNumId="98" w15:restartNumberingAfterBreak="0">
     <w:nsid w:val="6A3A0D00"/>
     <w:multiLevelType w:val="multilevel"/>
     <w:tmpl w:val="D6146EA4"/>
@@ -15591,7 +16753,7 @@
       </w:rPr>
     </w:lvl>
   </w:abstractNum>
-  <w:abstractNum w:abstractNumId="94" w15:restartNumberingAfterBreak="0">
+  <w:abstractNum w:abstractNumId="99" w15:restartNumberingAfterBreak="0">
     <w:nsid w:val="6A922400"/>
     <w:multiLevelType w:val="multilevel"/>
     <w:tmpl w:val="B41C23FE"/>
@@ -15740,7 +16902,7 @@
       </w:rPr>
     </w:lvl>
   </w:abstractNum>
-  <w:abstractNum w:abstractNumId="95" w15:restartNumberingAfterBreak="0">
+  <w:abstractNum w:abstractNumId="100" w15:restartNumberingAfterBreak="0">
     <w:nsid w:val="6BA60840"/>
     <w:multiLevelType w:val="multilevel"/>
     <w:tmpl w:val="6A06E692"/>
@@ -15889,7 +17051,7 @@
       </w:rPr>
     </w:lvl>
   </w:abstractNum>
-  <w:abstractNum w:abstractNumId="96" w15:restartNumberingAfterBreak="0">
+  <w:abstractNum w:abstractNumId="101" w15:restartNumberingAfterBreak="0">
     <w:nsid w:val="6C1B0C8F"/>
     <w:multiLevelType w:val="multilevel"/>
     <w:tmpl w:val="011ABB8E"/>
@@ -16002,7 +17164,7 @@
       </w:pPr>
     </w:lvl>
   </w:abstractNum>
-  <w:abstractNum w:abstractNumId="97" w15:restartNumberingAfterBreak="0">
+  <w:abstractNum w:abstractNumId="102" w15:restartNumberingAfterBreak="0">
     <w:nsid w:val="6CEA1640"/>
     <w:multiLevelType w:val="multilevel"/>
     <w:tmpl w:val="8C54075A"/>
@@ -16151,7 +17313,7 @@
       </w:rPr>
     </w:lvl>
   </w:abstractNum>
-  <w:abstractNum w:abstractNumId="98" w15:restartNumberingAfterBreak="0">
+  <w:abstractNum w:abstractNumId="103" w15:restartNumberingAfterBreak="0">
     <w:nsid w:val="6DCC7B96"/>
     <w:multiLevelType w:val="multilevel"/>
     <w:tmpl w:val="1C763630"/>
@@ -16264,7 +17426,7 @@
       </w:pPr>
     </w:lvl>
   </w:abstractNum>
-  <w:abstractNum w:abstractNumId="99" w15:restartNumberingAfterBreak="0">
+  <w:abstractNum w:abstractNumId="104" w15:restartNumberingAfterBreak="0">
     <w:nsid w:val="6EAF7EB7"/>
     <w:multiLevelType w:val="multilevel"/>
     <w:tmpl w:val="F84CFDEC"/>
@@ -16413,7 +17575,7 @@
       </w:rPr>
     </w:lvl>
   </w:abstractNum>
-  <w:abstractNum w:abstractNumId="100" w15:restartNumberingAfterBreak="0">
+  <w:abstractNum w:abstractNumId="105" w15:restartNumberingAfterBreak="0">
     <w:nsid w:val="6ED52CC3"/>
     <w:multiLevelType w:val="multilevel"/>
     <w:tmpl w:val="C4243CDE"/>
@@ -16562,7 +17724,7 @@
       </w:rPr>
     </w:lvl>
   </w:abstractNum>
-  <w:abstractNum w:abstractNumId="101" w15:restartNumberingAfterBreak="0">
+  <w:abstractNum w:abstractNumId="106" w15:restartNumberingAfterBreak="0">
     <w:nsid w:val="6FA72072"/>
     <w:multiLevelType w:val="multilevel"/>
     <w:tmpl w:val="D7EC3200"/>
@@ -16675,7 +17837,7 @@
       </w:pPr>
     </w:lvl>
   </w:abstractNum>
-  <w:abstractNum w:abstractNumId="102" w15:restartNumberingAfterBreak="0">
+  <w:abstractNum w:abstractNumId="107" w15:restartNumberingAfterBreak="0">
     <w:nsid w:val="709A0B1D"/>
     <w:multiLevelType w:val="multilevel"/>
     <w:tmpl w:val="161C8C50"/>
@@ -16824,7 +17986,7 @@
       </w:rPr>
     </w:lvl>
   </w:abstractNum>
-  <w:abstractNum w:abstractNumId="103" w15:restartNumberingAfterBreak="0">
+  <w:abstractNum w:abstractNumId="108" w15:restartNumberingAfterBreak="0">
     <w:nsid w:val="7227059F"/>
     <w:multiLevelType w:val="multilevel"/>
     <w:tmpl w:val="8AD474B0"/>
@@ -16973,7 +18135,7 @@
       </w:rPr>
     </w:lvl>
   </w:abstractNum>
-  <w:abstractNum w:abstractNumId="104" w15:restartNumberingAfterBreak="0">
+  <w:abstractNum w:abstractNumId="109" w15:restartNumberingAfterBreak="0">
     <w:nsid w:val="726E2CB6"/>
     <w:multiLevelType w:val="multilevel"/>
     <w:tmpl w:val="0A6E5BDE"/>
@@ -17122,7 +18284,7 @@
       </w:rPr>
     </w:lvl>
   </w:abstractNum>
-  <w:abstractNum w:abstractNumId="105" w15:restartNumberingAfterBreak="0">
+  <w:abstractNum w:abstractNumId="110" w15:restartNumberingAfterBreak="0">
     <w:nsid w:val="72C41E8E"/>
     <w:multiLevelType w:val="multilevel"/>
     <w:tmpl w:val="C20E0576"/>
@@ -17271,7 +18433,7 @@
       </w:rPr>
     </w:lvl>
   </w:abstractNum>
-  <w:abstractNum w:abstractNumId="106" w15:restartNumberingAfterBreak="0">
+  <w:abstractNum w:abstractNumId="111" w15:restartNumberingAfterBreak="0">
     <w:nsid w:val="72DB0D23"/>
     <w:multiLevelType w:val="multilevel"/>
     <w:tmpl w:val="6CB86BFA"/>
@@ -17384,7 +18546,7 @@
       </w:pPr>
     </w:lvl>
   </w:abstractNum>
-  <w:abstractNum w:abstractNumId="107" w15:restartNumberingAfterBreak="0">
+  <w:abstractNum w:abstractNumId="112" w15:restartNumberingAfterBreak="0">
     <w:nsid w:val="730B41A9"/>
     <w:multiLevelType w:val="multilevel"/>
     <w:tmpl w:val="70109ABC"/>
@@ -17533,7 +18695,7 @@
       </w:rPr>
     </w:lvl>
   </w:abstractNum>
-  <w:abstractNum w:abstractNumId="108" w15:restartNumberingAfterBreak="0">
+  <w:abstractNum w:abstractNumId="113" w15:restartNumberingAfterBreak="0">
     <w:nsid w:val="73C50CB1"/>
     <w:multiLevelType w:val="multilevel"/>
     <w:tmpl w:val="0E460CC8"/>
@@ -17682,7 +18844,7 @@
       </w:rPr>
     </w:lvl>
   </w:abstractNum>
-  <w:abstractNum w:abstractNumId="109" w15:restartNumberingAfterBreak="0">
+  <w:abstractNum w:abstractNumId="114" w15:restartNumberingAfterBreak="0">
     <w:nsid w:val="75813001"/>
     <w:multiLevelType w:val="multilevel"/>
     <w:tmpl w:val="D4345F26"/>
@@ -17831,7 +18993,7 @@
       </w:rPr>
     </w:lvl>
   </w:abstractNum>
-  <w:abstractNum w:abstractNumId="110" w15:restartNumberingAfterBreak="0">
+  <w:abstractNum w:abstractNumId="115" w15:restartNumberingAfterBreak="0">
     <w:nsid w:val="767C3312"/>
     <w:multiLevelType w:val="multilevel"/>
     <w:tmpl w:val="EB06CE9C"/>
@@ -17980,7 +19142,7 @@
       </w:rPr>
     </w:lvl>
   </w:abstractNum>
-  <w:abstractNum w:abstractNumId="111" w15:restartNumberingAfterBreak="0">
+  <w:abstractNum w:abstractNumId="116" w15:restartNumberingAfterBreak="0">
     <w:nsid w:val="77E322A7"/>
     <w:multiLevelType w:val="multilevel"/>
     <w:tmpl w:val="28246B0A"/>
@@ -18093,7 +19255,7 @@
       </w:pPr>
     </w:lvl>
   </w:abstractNum>
-  <w:abstractNum w:abstractNumId="112" w15:restartNumberingAfterBreak="0">
+  <w:abstractNum w:abstractNumId="117" w15:restartNumberingAfterBreak="0">
     <w:nsid w:val="792727AA"/>
     <w:multiLevelType w:val="multilevel"/>
     <w:tmpl w:val="DA2C667C"/>
@@ -18242,7 +19404,7 @@
       </w:rPr>
     </w:lvl>
   </w:abstractNum>
-  <w:abstractNum w:abstractNumId="113" w15:restartNumberingAfterBreak="0">
+  <w:abstractNum w:abstractNumId="118" w15:restartNumberingAfterBreak="0">
     <w:nsid w:val="7A02739F"/>
     <w:multiLevelType w:val="multilevel"/>
     <w:tmpl w:val="E5D8180C"/>
@@ -18391,7 +19553,7 @@
       </w:rPr>
     </w:lvl>
   </w:abstractNum>
-  <w:abstractNum w:abstractNumId="114" w15:restartNumberingAfterBreak="0">
+  <w:abstractNum w:abstractNumId="119" w15:restartNumberingAfterBreak="0">
     <w:nsid w:val="7A8057DB"/>
     <w:multiLevelType w:val="multilevel"/>
     <w:tmpl w:val="68A61302"/>
@@ -18540,7 +19702,7 @@
       </w:rPr>
     </w:lvl>
   </w:abstractNum>
-  <w:abstractNum w:abstractNumId="115" w15:restartNumberingAfterBreak="0">
+  <w:abstractNum w:abstractNumId="120" w15:restartNumberingAfterBreak="0">
     <w:nsid w:val="7CC03403"/>
     <w:multiLevelType w:val="multilevel"/>
     <w:tmpl w:val="2DFCA400"/>
@@ -18689,7 +19851,7 @@
       </w:rPr>
     </w:lvl>
   </w:abstractNum>
-  <w:abstractNum w:abstractNumId="116" w15:restartNumberingAfterBreak="0">
+  <w:abstractNum w:abstractNumId="121" w15:restartNumberingAfterBreak="0">
     <w:nsid w:val="7D3235E7"/>
     <w:multiLevelType w:val="multilevel"/>
     <w:tmpl w:val="45CC0666"/>
@@ -18838,7 +20000,7 @@
       </w:rPr>
     </w:lvl>
   </w:abstractNum>
-  <w:abstractNum w:abstractNumId="117" w15:restartNumberingAfterBreak="0">
+  <w:abstractNum w:abstractNumId="122" w15:restartNumberingAfterBreak="0">
     <w:nsid w:val="7ED86C50"/>
     <w:multiLevelType w:val="multilevel"/>
     <w:tmpl w:val="1F927BE8"/>
@@ -18987,7 +20149,7 @@
       </w:rPr>
     </w:lvl>
   </w:abstractNum>
-  <w:abstractNum w:abstractNumId="118" w15:restartNumberingAfterBreak="0">
+  <w:abstractNum w:abstractNumId="123" w15:restartNumberingAfterBreak="0">
     <w:nsid w:val="7EDF0445"/>
     <w:multiLevelType w:val="hybridMultilevel"/>
     <w:tmpl w:val="EFF05D5E"/>
@@ -19073,7 +20235,7 @@
       </w:pPr>
     </w:lvl>
   </w:abstractNum>
-  <w:abstractNum w:abstractNumId="119" w15:restartNumberingAfterBreak="0">
+  <w:abstractNum w:abstractNumId="124" w15:restartNumberingAfterBreak="0">
     <w:nsid w:val="7F9A17D5"/>
     <w:multiLevelType w:val="multilevel"/>
     <w:tmpl w:val="F2F2BF14"/>
@@ -19223,16 +20385,16 @@
     </w:lvl>
   </w:abstractNum>
   <w:num w:numId="1" w16cid:durableId="102502583">
-    <w:abstractNumId w:val="85"/>
+    <w:abstractNumId w:val="89"/>
   </w:num>
   <w:num w:numId="2" w16cid:durableId="1774205957">
-    <w:abstractNumId w:val="117"/>
+    <w:abstractNumId w:val="122"/>
   </w:num>
   <w:num w:numId="3" w16cid:durableId="92210707">
-    <w:abstractNumId w:val="84"/>
+    <w:abstractNumId w:val="88"/>
   </w:num>
   <w:num w:numId="4" w16cid:durableId="1973754131">
-    <w:abstractNumId w:val="61"/>
+    <w:abstractNumId w:val="65"/>
   </w:num>
   <w:num w:numId="5" w16cid:durableId="84113339">
     <w:abstractNumId w:val="25"/>
@@ -19241,16 +20403,16 @@
     <w:abstractNumId w:val="16"/>
   </w:num>
   <w:num w:numId="7" w16cid:durableId="1200050765">
-    <w:abstractNumId w:val="60"/>
+    <w:abstractNumId w:val="64"/>
   </w:num>
   <w:num w:numId="8" w16cid:durableId="398942260">
     <w:abstractNumId w:val="10"/>
   </w:num>
   <w:num w:numId="9" w16cid:durableId="1473982325">
-    <w:abstractNumId w:val="108"/>
+    <w:abstractNumId w:val="113"/>
   </w:num>
   <w:num w:numId="10" w16cid:durableId="1726369774">
-    <w:abstractNumId w:val="67"/>
+    <w:abstractNumId w:val="71"/>
   </w:num>
   <w:num w:numId="11" w16cid:durableId="1451045167">
     <w:abstractNumId w:val="29"/>
@@ -19259,223 +20421,223 @@
     <w:abstractNumId w:val="30"/>
   </w:num>
   <w:num w:numId="13" w16cid:durableId="136579156">
+    <w:abstractNumId w:val="124"/>
+  </w:num>
+  <w:num w:numId="14" w16cid:durableId="815798702">
+    <w:abstractNumId w:val="52"/>
+  </w:num>
+  <w:num w:numId="15" w16cid:durableId="689910690">
+    <w:abstractNumId w:val="93"/>
+  </w:num>
+  <w:num w:numId="16" w16cid:durableId="1184513095">
     <w:abstractNumId w:val="119"/>
   </w:num>
-  <w:num w:numId="14" w16cid:durableId="815798702">
-    <w:abstractNumId w:val="49"/>
-  </w:num>
-  <w:num w:numId="15" w16cid:durableId="689910690">
-    <w:abstractNumId w:val="88"/>
-  </w:num>
-  <w:num w:numId="16" w16cid:durableId="1184513095">
-    <w:abstractNumId w:val="114"/>
-  </w:num>
   <w:num w:numId="17" w16cid:durableId="1269509827">
-    <w:abstractNumId w:val="45"/>
+    <w:abstractNumId w:val="48"/>
   </w:num>
   <w:num w:numId="18" w16cid:durableId="838889624">
     <w:abstractNumId w:val="23"/>
   </w:num>
   <w:num w:numId="19" w16cid:durableId="703794726">
-    <w:abstractNumId w:val="47"/>
+    <w:abstractNumId w:val="50"/>
   </w:num>
   <w:num w:numId="20" w16cid:durableId="1778796194">
-    <w:abstractNumId w:val="105"/>
+    <w:abstractNumId w:val="110"/>
   </w:num>
   <w:num w:numId="21" w16cid:durableId="336658843">
     <w:abstractNumId w:val="7"/>
   </w:num>
   <w:num w:numId="22" w16cid:durableId="1720476098">
-    <w:abstractNumId w:val="52"/>
+    <w:abstractNumId w:val="55"/>
   </w:num>
   <w:num w:numId="23" w16cid:durableId="772898477">
-    <w:abstractNumId w:val="39"/>
+    <w:abstractNumId w:val="40"/>
   </w:num>
   <w:num w:numId="24" w16cid:durableId="1588030610">
-    <w:abstractNumId w:val="110"/>
+    <w:abstractNumId w:val="115"/>
   </w:num>
   <w:num w:numId="25" w16cid:durableId="1550803645">
-    <w:abstractNumId w:val="77"/>
+    <w:abstractNumId w:val="81"/>
   </w:num>
   <w:num w:numId="26" w16cid:durableId="1620448431">
-    <w:abstractNumId w:val="53"/>
+    <w:abstractNumId w:val="56"/>
   </w:num>
   <w:num w:numId="27" w16cid:durableId="908341826">
-    <w:abstractNumId w:val="34"/>
+    <w:abstractNumId w:val="35"/>
   </w:num>
   <w:num w:numId="28" w16cid:durableId="1214390664">
-    <w:abstractNumId w:val="74"/>
+    <w:abstractNumId w:val="78"/>
   </w:num>
   <w:num w:numId="29" w16cid:durableId="1638027691">
-    <w:abstractNumId w:val="58"/>
+    <w:abstractNumId w:val="61"/>
   </w:num>
   <w:num w:numId="30" w16cid:durableId="284695733">
-    <w:abstractNumId w:val="43"/>
+    <w:abstractNumId w:val="46"/>
   </w:num>
   <w:num w:numId="31" w16cid:durableId="658462809">
     <w:abstractNumId w:val="6"/>
   </w:num>
   <w:num w:numId="32" w16cid:durableId="106894609">
-    <w:abstractNumId w:val="46"/>
+    <w:abstractNumId w:val="49"/>
   </w:num>
   <w:num w:numId="33" w16cid:durableId="120812068">
-    <w:abstractNumId w:val="70"/>
+    <w:abstractNumId w:val="74"/>
   </w:num>
   <w:num w:numId="34" w16cid:durableId="927927186">
-    <w:abstractNumId w:val="37"/>
+    <w:abstractNumId w:val="38"/>
   </w:num>
   <w:num w:numId="35" w16cid:durableId="1952857250">
     <w:abstractNumId w:val="28"/>
   </w:num>
   <w:num w:numId="36" w16cid:durableId="1732649911">
-    <w:abstractNumId w:val="64"/>
+    <w:abstractNumId w:val="68"/>
   </w:num>
   <w:num w:numId="37" w16cid:durableId="615257186">
-    <w:abstractNumId w:val="71"/>
+    <w:abstractNumId w:val="75"/>
   </w:num>
   <w:num w:numId="38" w16cid:durableId="287709810">
     <w:abstractNumId w:val="21"/>
   </w:num>
   <w:num w:numId="39" w16cid:durableId="2022931701">
-    <w:abstractNumId w:val="42"/>
+    <w:abstractNumId w:val="44"/>
   </w:num>
   <w:num w:numId="40" w16cid:durableId="50153448">
     <w:abstractNumId w:val="14"/>
   </w:num>
   <w:num w:numId="41" w16cid:durableId="621302945">
-    <w:abstractNumId w:val="73"/>
+    <w:abstractNumId w:val="77"/>
   </w:num>
   <w:num w:numId="42" w16cid:durableId="1660496133">
-    <w:abstractNumId w:val="111"/>
+    <w:abstractNumId w:val="116"/>
   </w:num>
   <w:num w:numId="43" w16cid:durableId="1929190296">
-    <w:abstractNumId w:val="99"/>
+    <w:abstractNumId w:val="104"/>
   </w:num>
   <w:num w:numId="44" w16cid:durableId="1218321158">
-    <w:abstractNumId w:val="63"/>
+    <w:abstractNumId w:val="67"/>
   </w:num>
   <w:num w:numId="45" w16cid:durableId="1949892736">
-    <w:abstractNumId w:val="86"/>
+    <w:abstractNumId w:val="91"/>
   </w:num>
   <w:num w:numId="46" w16cid:durableId="1042897110">
-    <w:abstractNumId w:val="79"/>
+    <w:abstractNumId w:val="83"/>
   </w:num>
   <w:num w:numId="47" w16cid:durableId="1242057338">
-    <w:abstractNumId w:val="76"/>
+    <w:abstractNumId w:val="80"/>
   </w:num>
   <w:num w:numId="48" w16cid:durableId="1148939930">
-    <w:abstractNumId w:val="100"/>
+    <w:abstractNumId w:val="105"/>
   </w:num>
   <w:num w:numId="49" w16cid:durableId="1980261862">
+    <w:abstractNumId w:val="101"/>
+  </w:num>
+  <w:num w:numId="50" w16cid:durableId="527762676">
+    <w:abstractNumId w:val="107"/>
+  </w:num>
+  <w:num w:numId="51" w16cid:durableId="1345009589">
+    <w:abstractNumId w:val="37"/>
+  </w:num>
+  <w:num w:numId="52" w16cid:durableId="998658439">
     <w:abstractNumId w:val="96"/>
   </w:num>
-  <w:num w:numId="50" w16cid:durableId="527762676">
-    <w:abstractNumId w:val="102"/>
-  </w:num>
-  <w:num w:numId="51" w16cid:durableId="1345009589">
-    <w:abstractNumId w:val="36"/>
-  </w:num>
-  <w:num w:numId="52" w16cid:durableId="998658439">
-    <w:abstractNumId w:val="91"/>
-  </w:num>
   <w:num w:numId="53" w16cid:durableId="1051461621">
-    <w:abstractNumId w:val="101"/>
+    <w:abstractNumId w:val="106"/>
   </w:num>
   <w:num w:numId="54" w16cid:durableId="113409148">
-    <w:abstractNumId w:val="89"/>
+    <w:abstractNumId w:val="94"/>
   </w:num>
   <w:num w:numId="55" w16cid:durableId="347757937">
-    <w:abstractNumId w:val="115"/>
+    <w:abstractNumId w:val="120"/>
   </w:num>
   <w:num w:numId="56" w16cid:durableId="1283533782">
     <w:abstractNumId w:val="19"/>
   </w:num>
   <w:num w:numId="57" w16cid:durableId="2085447342">
-    <w:abstractNumId w:val="103"/>
+    <w:abstractNumId w:val="108"/>
   </w:num>
   <w:num w:numId="58" w16cid:durableId="1563327896">
-    <w:abstractNumId w:val="107"/>
+    <w:abstractNumId w:val="112"/>
   </w:num>
   <w:num w:numId="59" w16cid:durableId="1820421264">
-    <w:abstractNumId w:val="104"/>
+    <w:abstractNumId w:val="109"/>
   </w:num>
   <w:num w:numId="60" w16cid:durableId="3170033">
-    <w:abstractNumId w:val="41"/>
+    <w:abstractNumId w:val="42"/>
   </w:num>
   <w:num w:numId="61" w16cid:durableId="133717316">
     <w:abstractNumId w:val="22"/>
   </w:num>
   <w:num w:numId="62" w16cid:durableId="2023428667">
-    <w:abstractNumId w:val="56"/>
+    <w:abstractNumId w:val="59"/>
   </w:num>
   <w:num w:numId="63" w16cid:durableId="7148271">
     <w:abstractNumId w:val="17"/>
   </w:num>
   <w:num w:numId="64" w16cid:durableId="1528061488">
-    <w:abstractNumId w:val="116"/>
+    <w:abstractNumId w:val="121"/>
   </w:num>
   <w:num w:numId="65" w16cid:durableId="673800395">
     <w:abstractNumId w:val="24"/>
   </w:num>
   <w:num w:numId="66" w16cid:durableId="753016274">
-    <w:abstractNumId w:val="35"/>
+    <w:abstractNumId w:val="36"/>
   </w:num>
   <w:num w:numId="67" w16cid:durableId="1214193501">
-    <w:abstractNumId w:val="44"/>
+    <w:abstractNumId w:val="47"/>
   </w:num>
   <w:num w:numId="68" w16cid:durableId="1928464912">
-    <w:abstractNumId w:val="75"/>
+    <w:abstractNumId w:val="79"/>
   </w:num>
   <w:num w:numId="69" w16cid:durableId="1521773193">
-    <w:abstractNumId w:val="55"/>
+    <w:abstractNumId w:val="58"/>
   </w:num>
   <w:num w:numId="70" w16cid:durableId="906838449">
-    <w:abstractNumId w:val="78"/>
+    <w:abstractNumId w:val="82"/>
   </w:num>
   <w:num w:numId="71" w16cid:durableId="1187713824">
-    <w:abstractNumId w:val="81"/>
+    <w:abstractNumId w:val="85"/>
   </w:num>
   <w:num w:numId="72" w16cid:durableId="187377692">
-    <w:abstractNumId w:val="112"/>
+    <w:abstractNumId w:val="117"/>
   </w:num>
   <w:num w:numId="73" w16cid:durableId="704603805">
     <w:abstractNumId w:val="3"/>
   </w:num>
   <w:num w:numId="74" w16cid:durableId="126289491">
-    <w:abstractNumId w:val="95"/>
+    <w:abstractNumId w:val="100"/>
   </w:num>
   <w:num w:numId="75" w16cid:durableId="1566331362">
-    <w:abstractNumId w:val="51"/>
+    <w:abstractNumId w:val="54"/>
   </w:num>
   <w:num w:numId="76" w16cid:durableId="87896295">
     <w:abstractNumId w:val="2"/>
   </w:num>
   <w:num w:numId="77" w16cid:durableId="6954017">
-    <w:abstractNumId w:val="50"/>
+    <w:abstractNumId w:val="53"/>
   </w:num>
   <w:num w:numId="78" w16cid:durableId="639724519">
-    <w:abstractNumId w:val="80"/>
+    <w:abstractNumId w:val="84"/>
   </w:num>
   <w:num w:numId="79" w16cid:durableId="797115038">
-    <w:abstractNumId w:val="48"/>
+    <w:abstractNumId w:val="51"/>
   </w:num>
   <w:num w:numId="80" w16cid:durableId="1394280115">
     <w:abstractNumId w:val="27"/>
   </w:num>
   <w:num w:numId="81" w16cid:durableId="620113710">
+    <w:abstractNumId w:val="60"/>
+  </w:num>
+  <w:num w:numId="82" w16cid:durableId="1498113712">
     <w:abstractNumId w:val="57"/>
   </w:num>
-  <w:num w:numId="82" w16cid:durableId="1498113712">
-    <w:abstractNumId w:val="54"/>
-  </w:num>
   <w:num w:numId="83" w16cid:durableId="1032145793">
-    <w:abstractNumId w:val="38"/>
+    <w:abstractNumId w:val="39"/>
   </w:num>
   <w:num w:numId="84" w16cid:durableId="517424289">
-    <w:abstractNumId w:val="69"/>
+    <w:abstractNumId w:val="73"/>
   </w:num>
   <w:num w:numId="85" w16cid:durableId="1633288788">
-    <w:abstractNumId w:val="33"/>
+    <w:abstractNumId w:val="34"/>
   </w:num>
   <w:num w:numId="86" w16cid:durableId="1027440515">
     <w:abstractNumId w:val="4"/>
@@ -19487,7 +20649,7 @@
     <w:abstractNumId w:val="11"/>
   </w:num>
   <w:num w:numId="89" w16cid:durableId="12153377">
-    <w:abstractNumId w:val="93"/>
+    <w:abstractNumId w:val="98"/>
   </w:num>
   <w:num w:numId="90" w16cid:durableId="1259213458">
     <w:abstractNumId w:val="0"/>
@@ -19496,34 +20658,34 @@
     <w:abstractNumId w:val="13"/>
   </w:num>
   <w:num w:numId="92" w16cid:durableId="1493331850">
-    <w:abstractNumId w:val="83"/>
+    <w:abstractNumId w:val="87"/>
   </w:num>
   <w:num w:numId="93" w16cid:durableId="1950549608">
-    <w:abstractNumId w:val="82"/>
+    <w:abstractNumId w:val="86"/>
   </w:num>
   <w:num w:numId="94" w16cid:durableId="754477640">
-    <w:abstractNumId w:val="98"/>
+    <w:abstractNumId w:val="103"/>
   </w:num>
   <w:num w:numId="95" w16cid:durableId="2143190087">
     <w:abstractNumId w:val="26"/>
   </w:num>
   <w:num w:numId="96" w16cid:durableId="1909725032">
-    <w:abstractNumId w:val="113"/>
+    <w:abstractNumId w:val="118"/>
   </w:num>
   <w:num w:numId="97" w16cid:durableId="1532374333">
-    <w:abstractNumId w:val="40"/>
+    <w:abstractNumId w:val="41"/>
   </w:num>
   <w:num w:numId="98" w16cid:durableId="808790043">
-    <w:abstractNumId w:val="59"/>
+    <w:abstractNumId w:val="63"/>
   </w:num>
   <w:num w:numId="99" w16cid:durableId="533735369">
-    <w:abstractNumId w:val="72"/>
+    <w:abstractNumId w:val="76"/>
   </w:num>
   <w:num w:numId="100" w16cid:durableId="197939461">
     <w:abstractNumId w:val="18"/>
   </w:num>
   <w:num w:numId="101" w16cid:durableId="573705453">
-    <w:abstractNumId w:val="97"/>
+    <w:abstractNumId w:val="102"/>
   </w:num>
   <w:num w:numId="102" w16cid:durableId="735280940">
     <w:abstractNumId w:val="15"/>
@@ -19532,10 +20694,10 @@
     <w:abstractNumId w:val="1"/>
   </w:num>
   <w:num w:numId="104" w16cid:durableId="322438690">
-    <w:abstractNumId w:val="92"/>
+    <w:abstractNumId w:val="97"/>
   </w:num>
   <w:num w:numId="105" w16cid:durableId="642194050">
-    <w:abstractNumId w:val="94"/>
+    <w:abstractNumId w:val="99"/>
   </w:num>
   <w:num w:numId="106" w16cid:durableId="1605964610">
     <w:abstractNumId w:val="31"/>
@@ -19544,16 +20706,16 @@
     <w:abstractNumId w:val="9"/>
   </w:num>
   <w:num w:numId="108" w16cid:durableId="341010851">
-    <w:abstractNumId w:val="87"/>
+    <w:abstractNumId w:val="92"/>
   </w:num>
   <w:num w:numId="109" w16cid:durableId="1833831510">
-    <w:abstractNumId w:val="106"/>
+    <w:abstractNumId w:val="111"/>
   </w:num>
   <w:num w:numId="110" w16cid:durableId="421336660">
-    <w:abstractNumId w:val="90"/>
+    <w:abstractNumId w:val="95"/>
   </w:num>
   <w:num w:numId="111" w16cid:durableId="2046442546">
-    <w:abstractNumId w:val="62"/>
+    <w:abstractNumId w:val="66"/>
   </w:num>
   <w:num w:numId="112" w16cid:durableId="1292321696">
     <w:abstractNumId w:val="8"/>
@@ -19562,25 +20724,40 @@
     <w:abstractNumId w:val="20"/>
   </w:num>
   <w:num w:numId="114" w16cid:durableId="2076975341">
-    <w:abstractNumId w:val="65"/>
+    <w:abstractNumId w:val="69"/>
   </w:num>
   <w:num w:numId="115" w16cid:durableId="1380786823">
-    <w:abstractNumId w:val="68"/>
+    <w:abstractNumId w:val="72"/>
   </w:num>
   <w:num w:numId="116" w16cid:durableId="1290892769">
-    <w:abstractNumId w:val="66"/>
+    <w:abstractNumId w:val="70"/>
   </w:num>
   <w:num w:numId="117" w16cid:durableId="571088438">
     <w:abstractNumId w:val="12"/>
   </w:num>
   <w:num w:numId="118" w16cid:durableId="1372727991">
-    <w:abstractNumId w:val="109"/>
+    <w:abstractNumId w:val="114"/>
   </w:num>
   <w:num w:numId="119" w16cid:durableId="1137450481">
-    <w:abstractNumId w:val="32"/>
+    <w:abstractNumId w:val="33"/>
   </w:num>
   <w:num w:numId="120" w16cid:durableId="1311785297">
-    <w:abstractNumId w:val="118"/>
+    <w:abstractNumId w:val="123"/>
+  </w:num>
+  <w:num w:numId="121" w16cid:durableId="431516843">
+    <w:abstractNumId w:val="62"/>
+  </w:num>
+  <w:num w:numId="122" w16cid:durableId="847140710">
+    <w:abstractNumId w:val="45"/>
+  </w:num>
+  <w:num w:numId="123" w16cid:durableId="1756513660">
+    <w:abstractNumId w:val="43"/>
+  </w:num>
+  <w:num w:numId="124" w16cid:durableId="1078753215">
+    <w:abstractNumId w:val="90"/>
+  </w:num>
+  <w:num w:numId="125" w16cid:durableId="1401635966">
+    <w:abstractNumId w:val="32"/>
   </w:num>
 </w:numbering>
 </file>
@@ -20186,6 +21363,7 @@
   <w:style w:type="character" w:default="1" w:styleId="DefaultParagraphFont">
     <w:name w:val="Default Paragraph Font"/>
     <w:uiPriority w:val="1"/>
+    <w:semiHidden/>
     <w:unhideWhenUsed/>
   </w:style>
   <w:style w:type="table" w:default="1" w:styleId="TableNormal">

--- a/docs/07_Architecture/ChatbotBuilder_Architecture_Document.docx
+++ b/docs/07_Architecture/ChatbotBuilder_Architecture_Document.docx
@@ -47,7 +47,7 @@
         <w:t xml:space="preserve"> </w:t>
       </w:r>
       <w:r>
-        <w:t>Team Byte Squad</w:t>
+        <w:t xml:space="preserve"> </w:t>
       </w:r>
     </w:p>
     <w:p>
@@ -61,66 +61,6 @@
       </w:pPr>
       <w:r>
         <w:t xml:space="preserve">Ashmit Nirwan </w:t>
-      </w:r>
-    </w:p>
-    <w:p>
-      <w:pPr>
-        <w:pStyle w:val="ListParagraph"/>
-        <w:numPr>
-          <w:ilvl w:val="0"/>
-          <w:numId w:val="31"/>
-        </w:numPr>
-        <w:spacing w:after="0" w:line="276" w:lineRule="auto"/>
-      </w:pPr>
-      <w:r>
-        <w:t xml:space="preserve">Jordan </w:t>
-      </w:r>
-      <w:r>
-        <w:rPr>
-          <w:rFonts w:ascii="Aptos" w:eastAsia="Aptos" w:hAnsi="Aptos" w:cs="Aptos"/>
-        </w:rPr>
-        <w:t>Spector</w:t>
-      </w:r>
-    </w:p>
-    <w:p>
-      <w:pPr>
-        <w:pStyle w:val="ListParagraph"/>
-        <w:numPr>
-          <w:ilvl w:val="0"/>
-          <w:numId w:val="31"/>
-        </w:numPr>
-        <w:spacing w:after="0" w:line="276" w:lineRule="auto"/>
-      </w:pPr>
-      <w:r>
-        <w:t xml:space="preserve">Gio </w:t>
-      </w:r>
-      <w:r>
-        <w:rPr>
-          <w:rFonts w:ascii="Aptos" w:eastAsia="Aptos" w:hAnsi="Aptos" w:cs="Aptos"/>
-        </w:rPr>
-        <w:t>Mendoza</w:t>
-      </w:r>
-    </w:p>
-    <w:p>
-      <w:pPr>
-        <w:pStyle w:val="ListParagraph"/>
-        <w:numPr>
-          <w:ilvl w:val="0"/>
-          <w:numId w:val="31"/>
-        </w:numPr>
-        <w:spacing w:after="0" w:line="276" w:lineRule="auto"/>
-      </w:pPr>
-      <w:r>
-        <w:t>Milton</w:t>
-      </w:r>
-      <w:r>
-        <w:t xml:space="preserve"> </w:t>
-      </w:r>
-      <w:r>
-        <w:rPr>
-          <w:rFonts w:ascii="Aptos" w:eastAsia="Aptos" w:hAnsi="Aptos" w:cs="Aptos"/>
-        </w:rPr>
-        <w:t>Mupfumira</w:t>
       </w:r>
     </w:p>
     <w:p>
@@ -198,15 +138,7 @@
         <w:jc w:val="both"/>
       </w:pPr>
       <w:r>
-        <w:t xml:space="preserve">The Chatbot Builder Application follows </w:t>
-      </w:r>
-      <w:proofErr w:type="gramStart"/>
-      <w:r>
-        <w:t>a client</w:t>
-      </w:r>
-      <w:proofErr w:type="gramEnd"/>
-      <w:r>
-        <w:t>-server architecture.</w:t>
+        <w:t>The Chatbot Builder Application follows a client-server architecture.</w:t>
       </w:r>
     </w:p>
     <w:p>
@@ -276,15 +208,7 @@
         <w:jc w:val="both"/>
       </w:pPr>
       <w:r>
-        <w:t xml:space="preserve">The frontend allows users to create, customize, test, and deploy chatbots. The backend processes requests, stores data, retrieves chatbot knowledge, and communicates with the AI model. The database stores users, </w:t>
-      </w:r>
-      <w:proofErr w:type="gramStart"/>
-      <w:r>
-        <w:t>bots</w:t>
-      </w:r>
-      <w:proofErr w:type="gramEnd"/>
-      <w:r>
-        <w:t>, chunks, conversations, and messages</w:t>
+        <w:t>The frontend allows users to create, customize, test, and deploy chatbots. The backend processes requests, stores data, retrieves chatbot knowledge, and communicates with the AI model. The database stores users, bots, chunks, conversations, and messages</w:t>
       </w:r>
     </w:p>
     <w:p>
@@ -377,7 +301,6 @@
         <w:jc w:val="both"/>
       </w:pPr>
       <w:r>
-        <w:lastRenderedPageBreak/>
         <w:t>Frontend Interface</w:t>
       </w:r>
     </w:p>
@@ -417,6 +340,7 @@
         <w:jc w:val="both"/>
       </w:pPr>
       <w:r>
+        <w:lastRenderedPageBreak/>
         <w:t>OpenAI API</w:t>
       </w:r>
     </w:p>
@@ -614,13 +538,8 @@
         <w:spacing w:after="0"/>
         <w:jc w:val="both"/>
       </w:pPr>
-      <w:proofErr w:type="gramStart"/>
       <w:r>
-        <w:t>The physical</w:t>
-      </w:r>
-      <w:proofErr w:type="gramEnd"/>
-      <w:r>
-        <w:t xml:space="preserve"> architecture shows where each part of the system runs in the real environment.</w:t>
+        <w:t>The physical architecture shows where each part of the system runs in the real environment.</w:t>
       </w:r>
     </w:p>
     <w:p>
@@ -997,13 +916,8 @@
         </w:numPr>
         <w:spacing w:after="0"/>
       </w:pPr>
-      <w:proofErr w:type="gramStart"/>
       <w:r>
-        <w:t>id :</w:t>
-      </w:r>
-      <w:proofErr w:type="gramEnd"/>
-      <w:r>
-        <w:t xml:space="preserve"> bigint </w:t>
+        <w:t xml:space="preserve">id : bigint </w:t>
       </w:r>
     </w:p>
     <w:p>
@@ -1014,21 +928,8 @@
         </w:numPr>
         <w:spacing w:after="0"/>
       </w:pPr>
-      <w:proofErr w:type="gramStart"/>
       <w:r>
-        <w:t>email :</w:t>
-      </w:r>
-      <w:proofErr w:type="gramEnd"/>
-      <w:r>
-        <w:t xml:space="preserve"> </w:t>
-      </w:r>
-      <w:proofErr w:type="gramStart"/>
-      <w:r>
-        <w:t>varchar(</w:t>
-      </w:r>
-      <w:proofErr w:type="gramEnd"/>
-      <w:r>
-        <w:t xml:space="preserve">160) </w:t>
+        <w:t xml:space="preserve">email : varchar(160) </w:t>
       </w:r>
     </w:p>
     <w:p>
@@ -1039,21 +940,8 @@
         </w:numPr>
         <w:spacing w:after="0"/>
       </w:pPr>
-      <w:proofErr w:type="gramStart"/>
       <w:r>
-        <w:t>name :</w:t>
-      </w:r>
-      <w:proofErr w:type="gramEnd"/>
-      <w:r>
-        <w:t xml:space="preserve"> </w:t>
-      </w:r>
-      <w:proofErr w:type="gramStart"/>
-      <w:r>
-        <w:t>varchar(</w:t>
-      </w:r>
-      <w:proofErr w:type="gramEnd"/>
-      <w:r>
-        <w:t xml:space="preserve">120) </w:t>
+        <w:t xml:space="preserve">name : varchar(120) </w:t>
       </w:r>
     </w:p>
     <w:p>
@@ -1064,21 +952,8 @@
         </w:numPr>
         <w:spacing w:after="0"/>
       </w:pPr>
-      <w:proofErr w:type="gramStart"/>
       <w:r>
-        <w:t>password :</w:t>
-      </w:r>
-      <w:proofErr w:type="gramEnd"/>
-      <w:r>
-        <w:t xml:space="preserve"> </w:t>
-      </w:r>
-      <w:proofErr w:type="gramStart"/>
-      <w:r>
-        <w:t>varchar(</w:t>
-      </w:r>
-      <w:proofErr w:type="gramEnd"/>
-      <w:r>
-        <w:t xml:space="preserve">255) </w:t>
+        <w:t xml:space="preserve">password : varchar(255) </w:t>
       </w:r>
     </w:p>
     <w:p>
@@ -1089,21 +964,8 @@
         </w:numPr>
         <w:spacing w:after="0"/>
       </w:pPr>
-      <w:proofErr w:type="gramStart"/>
       <w:r>
-        <w:t>role :</w:t>
-      </w:r>
-      <w:proofErr w:type="gramEnd"/>
-      <w:r>
-        <w:t xml:space="preserve"> </w:t>
-      </w:r>
-      <w:proofErr w:type="gramStart"/>
-      <w:r>
-        <w:t>varchar(</w:t>
-      </w:r>
-      <w:proofErr w:type="gramEnd"/>
-      <w:r>
-        <w:t xml:space="preserve">20) </w:t>
+        <w:t xml:space="preserve">role : varchar(20) </w:t>
       </w:r>
     </w:p>
     <w:p>
@@ -1114,21 +976,8 @@
         </w:numPr>
         <w:spacing w:after="0"/>
       </w:pPr>
-      <w:proofErr w:type="gramStart"/>
       <w:r>
-        <w:t>pin :</w:t>
-      </w:r>
-      <w:proofErr w:type="gramEnd"/>
-      <w:r>
-        <w:t xml:space="preserve"> </w:t>
-      </w:r>
-      <w:proofErr w:type="gramStart"/>
-      <w:r>
-        <w:t>varchar(</w:t>
-      </w:r>
-      <w:proofErr w:type="gramEnd"/>
-      <w:r>
-        <w:t xml:space="preserve">6) </w:t>
+        <w:t xml:space="preserve">pin : varchar(6) </w:t>
       </w:r>
     </w:p>
     <w:p>
@@ -1140,15 +989,7 @@
         <w:spacing w:after="0"/>
       </w:pPr>
       <w:r>
-        <w:t>created_</w:t>
-      </w:r>
-      <w:proofErr w:type="gramStart"/>
-      <w:r>
-        <w:t>at :</w:t>
-      </w:r>
-      <w:proofErr w:type="gramEnd"/>
-      <w:r>
-        <w:t xml:space="preserve"> timestamp </w:t>
+        <w:t xml:space="preserve">created_at : timestamp </w:t>
       </w:r>
     </w:p>
     <w:p>
@@ -1204,13 +1045,8 @@
         </w:numPr>
         <w:spacing w:after="0"/>
       </w:pPr>
-      <w:proofErr w:type="gramStart"/>
       <w:r>
-        <w:t>id :</w:t>
-      </w:r>
-      <w:proofErr w:type="gramEnd"/>
-      <w:r>
-        <w:t xml:space="preserve"> bigint </w:t>
+        <w:t xml:space="preserve">id : bigint </w:t>
       </w:r>
     </w:p>
     <w:p>
@@ -1221,21 +1057,8 @@
         </w:numPr>
         <w:spacing w:after="0"/>
       </w:pPr>
-      <w:proofErr w:type="gramStart"/>
       <w:r>
-        <w:t>name :</w:t>
-      </w:r>
-      <w:proofErr w:type="gramEnd"/>
-      <w:r>
-        <w:t xml:space="preserve"> </w:t>
-      </w:r>
-      <w:proofErr w:type="gramStart"/>
-      <w:r>
-        <w:t>varchar(</w:t>
-      </w:r>
-      <w:proofErr w:type="gramEnd"/>
-      <w:r>
-        <w:t xml:space="preserve">255) </w:t>
+        <w:t xml:space="preserve">name : varchar(255) </w:t>
       </w:r>
     </w:p>
     <w:p>
@@ -1246,21 +1069,8 @@
         </w:numPr>
         <w:spacing w:after="0"/>
       </w:pPr>
-      <w:proofErr w:type="gramStart"/>
       <w:r>
-        <w:t>personality :</w:t>
-      </w:r>
-      <w:proofErr w:type="gramEnd"/>
-      <w:r>
-        <w:t xml:space="preserve"> </w:t>
-      </w:r>
-      <w:proofErr w:type="gramStart"/>
-      <w:r>
-        <w:t>varchar(</w:t>
-      </w:r>
-      <w:proofErr w:type="gramEnd"/>
-      <w:r>
-        <w:t xml:space="preserve">255) </w:t>
+        <w:t xml:space="preserve">personality : varchar(255) </w:t>
       </w:r>
     </w:p>
     <w:p>
@@ -1271,21 +1081,8 @@
         </w:numPr>
         <w:spacing w:after="0"/>
       </w:pPr>
-      <w:proofErr w:type="gramStart"/>
       <w:r>
-        <w:t>url :</w:t>
-      </w:r>
-      <w:proofErr w:type="gramEnd"/>
-      <w:r>
-        <w:t xml:space="preserve"> </w:t>
-      </w:r>
-      <w:proofErr w:type="gramStart"/>
-      <w:r>
-        <w:t>varchar(</w:t>
-      </w:r>
-      <w:proofErr w:type="gramEnd"/>
-      <w:r>
-        <w:t xml:space="preserve">2000) </w:t>
+        <w:t xml:space="preserve">url : varchar(2000) </w:t>
       </w:r>
     </w:p>
     <w:p>
@@ -1297,15 +1094,7 @@
         <w:spacing w:after="0"/>
       </w:pPr>
       <w:r>
-        <w:t>user_</w:t>
-      </w:r>
-      <w:proofErr w:type="gramStart"/>
-      <w:r>
-        <w:t>id :</w:t>
-      </w:r>
-      <w:proofErr w:type="gramEnd"/>
-      <w:r>
-        <w:t xml:space="preserve"> bigint </w:t>
+        <w:t xml:space="preserve">user_id : bigint </w:t>
       </w:r>
     </w:p>
     <w:p>
@@ -1316,21 +1105,8 @@
         </w:numPr>
         <w:spacing w:after="0"/>
       </w:pPr>
-      <w:proofErr w:type="gramStart"/>
       <w:r>
-        <w:t>description :</w:t>
-      </w:r>
-      <w:proofErr w:type="gramEnd"/>
-      <w:r>
-        <w:t xml:space="preserve"> </w:t>
-      </w:r>
-      <w:proofErr w:type="gramStart"/>
-      <w:r>
-        <w:t>varchar(</w:t>
-      </w:r>
-      <w:proofErr w:type="gramEnd"/>
-      <w:r>
-        <w:t xml:space="preserve">5000) </w:t>
+        <w:t xml:space="preserve">description : varchar(5000) </w:t>
       </w:r>
     </w:p>
     <w:p>
@@ -1341,21 +1117,8 @@
         </w:numPr>
         <w:spacing w:after="0"/>
       </w:pPr>
-      <w:proofErr w:type="gramStart"/>
       <w:r>
-        <w:t>language :</w:t>
-      </w:r>
-      <w:proofErr w:type="gramEnd"/>
-      <w:r>
-        <w:t xml:space="preserve"> </w:t>
-      </w:r>
-      <w:proofErr w:type="gramStart"/>
-      <w:r>
-        <w:t>varchar(</w:t>
-      </w:r>
-      <w:proofErr w:type="gramEnd"/>
-      <w:r>
-        <w:t xml:space="preserve">255) </w:t>
+        <w:t xml:space="preserve">language : varchar(255) </w:t>
       </w:r>
     </w:p>
     <w:p>
@@ -1366,21 +1129,8 @@
         </w:numPr>
         <w:spacing w:after="0"/>
       </w:pPr>
-      <w:proofErr w:type="gramStart"/>
       <w:r>
-        <w:t>tone :</w:t>
-      </w:r>
-      <w:proofErr w:type="gramEnd"/>
-      <w:r>
-        <w:t xml:space="preserve"> </w:t>
-      </w:r>
-      <w:proofErr w:type="gramStart"/>
-      <w:r>
-        <w:t>varchar(</w:t>
-      </w:r>
-      <w:proofErr w:type="gramEnd"/>
-      <w:r>
-        <w:t xml:space="preserve">255) </w:t>
+        <w:t xml:space="preserve">tone : varchar(255) </w:t>
       </w:r>
     </w:p>
     <w:p>
@@ -1392,23 +1142,7 @@
         <w:spacing w:after="0"/>
       </w:pPr>
       <w:r>
-        <w:t>response_</w:t>
-      </w:r>
-      <w:proofErr w:type="gramStart"/>
-      <w:r>
-        <w:t>length :</w:t>
-      </w:r>
-      <w:proofErr w:type="gramEnd"/>
-      <w:r>
-        <w:t xml:space="preserve"> </w:t>
-      </w:r>
-      <w:proofErr w:type="gramStart"/>
-      <w:r>
-        <w:t>varchar(</w:t>
-      </w:r>
-      <w:proofErr w:type="gramEnd"/>
-      <w:r>
-        <w:t xml:space="preserve">255) </w:t>
+        <w:t xml:space="preserve">response_length : varchar(255) </w:t>
       </w:r>
     </w:p>
     <w:p>
@@ -1420,23 +1154,7 @@
         <w:spacing w:after="0"/>
       </w:pPr>
       <w:r>
-        <w:t>source_</w:t>
-      </w:r>
-      <w:proofErr w:type="gramStart"/>
-      <w:r>
-        <w:t>type :</w:t>
-      </w:r>
-      <w:proofErr w:type="gramEnd"/>
-      <w:r>
-        <w:t xml:space="preserve"> </w:t>
-      </w:r>
-      <w:proofErr w:type="gramStart"/>
-      <w:r>
-        <w:t>varchar(</w:t>
-      </w:r>
-      <w:proofErr w:type="gramEnd"/>
-      <w:r>
-        <w:t xml:space="preserve">255) </w:t>
+        <w:t xml:space="preserve">source_type : varchar(255) </w:t>
       </w:r>
     </w:p>
     <w:p>
@@ -1447,14 +1165,9 @@
         </w:numPr>
         <w:spacing w:after="0"/>
       </w:pPr>
-      <w:proofErr w:type="gramStart"/>
       <w:r>
         <w:lastRenderedPageBreak/>
-        <w:t>published :</w:t>
-      </w:r>
-      <w:proofErr w:type="gramEnd"/>
-      <w:r>
-        <w:t xml:space="preserve"> boolean </w:t>
+        <w:t xml:space="preserve">published : boolean </w:t>
       </w:r>
     </w:p>
     <w:p>
@@ -1466,23 +1179,7 @@
         <w:spacing w:after="0"/>
       </w:pPr>
       <w:r>
-        <w:t>public_</w:t>
-      </w:r>
-      <w:proofErr w:type="gramStart"/>
-      <w:r>
-        <w:t>token :</w:t>
-      </w:r>
-      <w:proofErr w:type="gramEnd"/>
-      <w:r>
-        <w:t xml:space="preserve"> </w:t>
-      </w:r>
-      <w:proofErr w:type="gramStart"/>
-      <w:r>
-        <w:t>varchar(</w:t>
-      </w:r>
-      <w:proofErr w:type="gramEnd"/>
-      <w:r>
-        <w:t xml:space="preserve">100) </w:t>
+        <w:t xml:space="preserve">public_token : varchar(100) </w:t>
       </w:r>
     </w:p>
     <w:p>
@@ -1494,15 +1191,7 @@
         <w:spacing w:after="0"/>
       </w:pPr>
       <w:r>
-        <w:t>knowledge_</w:t>
-      </w:r>
-      <w:proofErr w:type="gramStart"/>
-      <w:r>
-        <w:t>text :</w:t>
-      </w:r>
-      <w:proofErr w:type="gramEnd"/>
-      <w:r>
-        <w:t xml:space="preserve"> text </w:t>
+        <w:t xml:space="preserve">knowledge_text : text </w:t>
       </w:r>
     </w:p>
     <w:p>
@@ -1558,13 +1247,8 @@
         </w:numPr>
         <w:spacing w:after="0"/>
       </w:pPr>
-      <w:proofErr w:type="gramStart"/>
       <w:r>
-        <w:t>id :</w:t>
-      </w:r>
-      <w:proofErr w:type="gramEnd"/>
-      <w:r>
-        <w:t xml:space="preserve"> bigint </w:t>
+        <w:t xml:space="preserve">id : bigint </w:t>
       </w:r>
     </w:p>
     <w:p>
@@ -1576,15 +1260,7 @@
         <w:spacing w:after="0"/>
       </w:pPr>
       <w:r>
-        <w:t>chunk_</w:t>
-      </w:r>
-      <w:proofErr w:type="gramStart"/>
-      <w:r>
-        <w:t>index :</w:t>
-      </w:r>
-      <w:proofErr w:type="gramEnd"/>
-      <w:r>
-        <w:t xml:space="preserve"> integer </w:t>
+        <w:t xml:space="preserve">chunk_index : integer </w:t>
       </w:r>
     </w:p>
     <w:p>
@@ -1596,15 +1272,7 @@
         <w:spacing w:after="0"/>
       </w:pPr>
       <w:r>
-        <w:t>chunk_</w:t>
-      </w:r>
-      <w:proofErr w:type="gramStart"/>
-      <w:r>
-        <w:t>text :</w:t>
-      </w:r>
-      <w:proofErr w:type="gramEnd"/>
-      <w:r>
-        <w:t xml:space="preserve"> text </w:t>
+        <w:t xml:space="preserve">chunk_text : text </w:t>
       </w:r>
     </w:p>
     <w:p>
@@ -1616,15 +1284,7 @@
         <w:spacing w:after="0"/>
       </w:pPr>
       <w:r>
-        <w:t>embedding_</w:t>
-      </w:r>
-      <w:proofErr w:type="gramStart"/>
-      <w:r>
-        <w:t>json :</w:t>
-      </w:r>
-      <w:proofErr w:type="gramEnd"/>
-      <w:r>
-        <w:t xml:space="preserve"> text </w:t>
+        <w:t xml:space="preserve">embedding_json : text </w:t>
       </w:r>
     </w:p>
     <w:p>
@@ -1636,15 +1296,7 @@
         <w:spacing w:after="0"/>
       </w:pPr>
       <w:r>
-        <w:t>bot_</w:t>
-      </w:r>
-      <w:proofErr w:type="gramStart"/>
-      <w:r>
-        <w:t>id :</w:t>
-      </w:r>
-      <w:proofErr w:type="gramEnd"/>
-      <w:r>
-        <w:t xml:space="preserve"> bigint </w:t>
+        <w:t xml:space="preserve">bot_id : bigint </w:t>
       </w:r>
     </w:p>
     <w:p>
@@ -1709,13 +1361,8 @@
         </w:numPr>
         <w:spacing w:after="0"/>
       </w:pPr>
-      <w:proofErr w:type="gramStart"/>
       <w:r>
-        <w:t>id :</w:t>
-      </w:r>
-      <w:proofErr w:type="gramEnd"/>
-      <w:r>
-        <w:t xml:space="preserve"> bigint </w:t>
+        <w:t xml:space="preserve">id : bigint </w:t>
       </w:r>
     </w:p>
     <w:p>
@@ -1727,15 +1374,7 @@
         <w:spacing w:after="0"/>
       </w:pPr>
       <w:r>
-        <w:t>last_message_</w:t>
-      </w:r>
-      <w:proofErr w:type="gramStart"/>
-      <w:r>
-        <w:t>at :</w:t>
-      </w:r>
-      <w:proofErr w:type="gramEnd"/>
-      <w:r>
-        <w:t xml:space="preserve"> timestamp </w:t>
+        <w:t xml:space="preserve">last_message_at : timestamp </w:t>
       </w:r>
     </w:p>
     <w:p>
@@ -1747,15 +1386,7 @@
         <w:spacing w:after="0"/>
       </w:pPr>
       <w:r>
-        <w:t>public_</w:t>
-      </w:r>
-      <w:proofErr w:type="gramStart"/>
-      <w:r>
-        <w:t>chat :</w:t>
-      </w:r>
-      <w:proofErr w:type="gramEnd"/>
-      <w:r>
-        <w:t xml:space="preserve"> boolean </w:t>
+        <w:t xml:space="preserve">public_chat : boolean </w:t>
       </w:r>
     </w:p>
     <w:p>
@@ -1767,23 +1398,7 @@
         <w:spacing w:after="0"/>
       </w:pPr>
       <w:r>
-        <w:t>session_</w:t>
-      </w:r>
-      <w:proofErr w:type="gramStart"/>
-      <w:r>
-        <w:t>id :</w:t>
-      </w:r>
-      <w:proofErr w:type="gramEnd"/>
-      <w:r>
-        <w:t xml:space="preserve"> </w:t>
-      </w:r>
-      <w:proofErr w:type="gramStart"/>
-      <w:r>
-        <w:t>varchar(</w:t>
-      </w:r>
-      <w:proofErr w:type="gramEnd"/>
-      <w:r>
-        <w:t xml:space="preserve">120) </w:t>
+        <w:t xml:space="preserve">session_id : varchar(120) </w:t>
       </w:r>
     </w:p>
     <w:p>
@@ -1795,15 +1410,7 @@
         <w:spacing w:after="0"/>
       </w:pPr>
       <w:r>
-        <w:t>started_</w:t>
-      </w:r>
-      <w:proofErr w:type="gramStart"/>
-      <w:r>
-        <w:t>at :</w:t>
-      </w:r>
-      <w:proofErr w:type="gramEnd"/>
-      <w:r>
-        <w:t xml:space="preserve"> timestamp </w:t>
+        <w:t xml:space="preserve">started_at : timestamp </w:t>
       </w:r>
     </w:p>
     <w:p>
@@ -1815,15 +1422,7 @@
         <w:spacing w:after="0"/>
       </w:pPr>
       <w:r>
-        <w:t>bot_</w:t>
-      </w:r>
-      <w:proofErr w:type="gramStart"/>
-      <w:r>
-        <w:t>id :</w:t>
-      </w:r>
-      <w:proofErr w:type="gramEnd"/>
-      <w:r>
-        <w:t xml:space="preserve"> bigint </w:t>
+        <w:t xml:space="preserve">bot_id : bigint </w:t>
       </w:r>
     </w:p>
     <w:p>
@@ -1879,13 +1478,8 @@
         </w:numPr>
         <w:spacing w:after="0"/>
       </w:pPr>
-      <w:proofErr w:type="gramStart"/>
       <w:r>
-        <w:t>id :</w:t>
-      </w:r>
-      <w:proofErr w:type="gramEnd"/>
-      <w:r>
-        <w:t xml:space="preserve"> bigint </w:t>
+        <w:t xml:space="preserve">id : bigint </w:t>
       </w:r>
     </w:p>
     <w:p>
@@ -1896,13 +1490,8 @@
         </w:numPr>
         <w:spacing w:after="0"/>
       </w:pPr>
-      <w:proofErr w:type="gramStart"/>
       <w:r>
-        <w:t>content :</w:t>
-      </w:r>
-      <w:proofErr w:type="gramEnd"/>
-      <w:r>
-        <w:t xml:space="preserve"> text </w:t>
+        <w:t xml:space="preserve">content : text </w:t>
       </w:r>
     </w:p>
     <w:p>
@@ -1914,15 +1503,7 @@
         <w:spacing w:after="0"/>
       </w:pPr>
       <w:r>
-        <w:t>created_</w:t>
-      </w:r>
-      <w:proofErr w:type="gramStart"/>
-      <w:r>
-        <w:t>at :</w:t>
-      </w:r>
-      <w:proofErr w:type="gramEnd"/>
-      <w:r>
-        <w:t xml:space="preserve"> timestamp </w:t>
+        <w:t xml:space="preserve">created_at : timestamp </w:t>
       </w:r>
     </w:p>
     <w:p>
@@ -1933,21 +1514,8 @@
         </w:numPr>
         <w:spacing w:after="0"/>
       </w:pPr>
-      <w:proofErr w:type="gramStart"/>
       <w:r>
-        <w:t>sender :</w:t>
-      </w:r>
-      <w:proofErr w:type="gramEnd"/>
-      <w:r>
-        <w:t xml:space="preserve"> </w:t>
-      </w:r>
-      <w:proofErr w:type="gramStart"/>
-      <w:r>
-        <w:t>varchar(</w:t>
-      </w:r>
-      <w:proofErr w:type="gramEnd"/>
-      <w:r>
-        <w:t xml:space="preserve">20) </w:t>
+        <w:t xml:space="preserve">sender : varchar(20) </w:t>
       </w:r>
     </w:p>
     <w:p>
@@ -1959,15 +1527,7 @@
         <w:spacing w:after="0"/>
       </w:pPr>
       <w:r>
-        <w:t>conversation_</w:t>
-      </w:r>
-      <w:proofErr w:type="gramStart"/>
-      <w:r>
-        <w:t>id :</w:t>
-      </w:r>
-      <w:proofErr w:type="gramEnd"/>
-      <w:r>
-        <w:t xml:space="preserve"> bigint</w:t>
+        <w:t>conversation_id : bigint</w:t>
       </w:r>
     </w:p>
     <w:p>
@@ -2381,15 +1941,7 @@
         <w:jc w:val="both"/>
       </w:pPr>
       <w:r>
-        <w:t xml:space="preserve">The Chatbot Builder Application uses a structured client-server architecture with a web frontend, Spring Boot backend, PostgreSQL database, and OpenAI integration. This architecture supports chatbot creation, knowledge </w:t>
-      </w:r>
-      <w:proofErr w:type="gramStart"/>
-      <w:r>
-        <w:t>ingestion</w:t>
-      </w:r>
-      <w:proofErr w:type="gramEnd"/>
-      <w:r>
-        <w:t>, deployment, analytics, and public chatbot usage.</w:t>
+        <w:t>The Chatbot Builder Application uses a structured client-server architecture with a web frontend, Spring Boot backend, PostgreSQL database, and OpenAI integration. This architecture supports chatbot creation, knowledge ingestion, deployment, analytics, and public chatbot usage.</w:t>
       </w:r>
     </w:p>
     <w:sectPr>
